--- a/backend/tools/Journal/PGPAUDTrunojoyo_output.docx
+++ b/backend/tools/Journal/PGPAUDTrunojoyo_output.docx
@@ -1572,7 +1572,7 @@
           <w:b/>
           <w:sz w:val="32"/>
         </w:rPr>
-        <w:t>Perancangan Sistem Kendali PID pada Lengan Robot Industri untuk Peningkatan Presisi Pengelasan Komponen Otomotif</w:t>
+        <w:t>Sel Hibrida Solar-Lunar: Integrasi Fotovoltaik dan Konverter Termoradiatif untuk Pembangkitan Daya Berkelanjutan</w:t>
       </w:r>
     </w:p>
     <w:p>
@@ -1586,7 +1586,7 @@
           <w:rFonts w:ascii="Times New Roman" w:hAnsi="Times New Roman"/>
           <w:sz w:val="24"/>
         </w:rPr>
-        <w:t>Annabil Hisyam</w:t>
+        <w:t>Fikri Fahlevy</w:t>
       </w:r>
     </w:p>
     <w:p>
@@ -1629,7 +1629,7 @@
           <w:rFonts w:ascii="Times New Roman" w:hAnsi="Times New Roman"/>
           <w:sz w:val="20"/>
         </w:rPr>
-        <w:t>Presisi pengelasan pada lengan robot industri menjadi faktor krusial dalam produksi komponen otomotif, namun gangguan eksternal dan non-linearitas aktuator sering menyebabkan deviasi lintasan. Penelitian ini merancang sistem kendali Proporsional-Integral-Derivatif (PID) yang dioptimalkan untuk meningkatkan akurasi posisi ujung lengan robot pada proses pengelasan titik. Metode meliputi pemodelan kinematik lengan robot enam derajat kebebasan menggunakan transformasi Denavit-Hartenberg, penentuan parameter PID melalui metode Ziegler-Nichols, serta simulasi menggunakan MATLAB/Simulink. Hasil simulasi menunjukkan bahwa sistem kendali PID mampu mengurangi kesalahan keadaan tunak hingga nilai X₁ mm dan waktu naik X₂ detik. dengan overshoot maksimum X₃ persen. Dibandingkan dengan kendali proporsional murni dan kendali on-off, PID memberikan perbaikan waktu penetapan sebesar X₄ persen dan penurunan overshoot sebesar X₅ persen. Temuan ini mengindikasikan bahwa kendali PID dapat diandalkan untuk aplikasi pengelasan robotik yang memerlukan presisi tinggi.</w:t>
+        <w:t>Kebutuhan energi global terus mendesak batas kapasitas pembangkitan surya konvensional. Masalah utamanya? Sel fotovoltaik (PV) mati total saat malam tiba. Celah intermitensi ini memaksa ketergantungan pada baterai yang mahal dan secara ekologis bermasalah. Konverter termoradiatif (TRC) muncul sebagai alternatif — menghasilkan listrik dengan memancarkan panas ke langit malam yang dingin — tapi daya keluarannya secara inheren rendah. Paper ini mengusulkan arsitektur Sel Hibrida Solar-Lunar yang menggabungkan PV dan TRC dalam satu struktur termal terkopel. Kami memodelkan batas termodinamika dan mensimulasikan kinerja siklus diurnal menggunakan variabel deskriptif (PPV, PTRC, \etaₜₒₜₐₗ). Hasil analisis menunjukkan bahwa kopling termal memungkinkan TRC memanfaatkan limbah panas PV di siang hari, sementara pada malam hari sistem beralih ke mode emisi radiatif murni. Temuan ini membuka jalan bagi pembangkitan daya 24 jam tanpa jeda, mengurangi kebutuhan kapasitas penyimpanan energi secara signifikan.</w:t>
       </w:r>
     </w:p>
     <w:p>
@@ -1651,7 +1651,7 @@
           <w:rFonts w:ascii="Times New Roman" w:hAnsi="Times New Roman"/>
           <w:sz w:val="20"/>
         </w:rPr>
-        <w:t>kendali PID, lengan robot, pengelasan otomotif, presisi, simulasi MATLAB, Ziegler-Nichols</w:t>
+        <w:t>Fotovoltaik, Termoradiatif, Sel Hibrida, Kopling Termal, Energi Berkelanjutan, Pembangkitan Diurnal</w:t>
       </w:r>
     </w:p>
     <w:p>
@@ -1694,7 +1694,7 @@
           <w:rFonts w:ascii="Times New Roman" w:hAnsi="Times New Roman"/>
           <w:sz w:val="20"/>
         </w:rPr>
-        <w:t>Presisi pengelasan pada lengan robot industri menjadi faktor krusial dalam produksi komponen otomotif, namun gangguan eksternal dan non-linearitas aktuator sering menyebabkan deviasi lintasan. Penelitian ini merancang sistem kendali Proporsional-Integral-Derivatif (PID) yang dioptimalkan untuk meningkatkan akurasi posisi ujung lengan robot pada proses pengelasan titik. Metode meliputi pemodelan kinematik lengan robot enam derajat kebebasan menggunakan transformasi Denavit-Hartenberg, penentuan parameter PID melalui metode Ziegler-Nichols, serta simulasi menggunakan MATLAB/Simulink. Hasil simulasi menunjukkan bahwa sistem kendali PID mampu mengurangi kesalahan keadaan tunak hingga nilai X₁ mm dan waktu naik X₂ detik. dengan overshoot maksimum X₃ persen. Dibandingkan dengan kendali proporsional murni dan kendali on-off, PID memberikan perbaikan waktu penetapan sebesar X₄ persen dan penurunan overshoot sebesar X₅ persen. Temuan ini mengindikasikan bahwa kendali PID dapat diandalkan untuk aplikasi pengelasan robotik yang memerlukan presisi tinggi.</w:t>
+        <w:t>Kebutuhan energi global terus mendesak batas kapasitas pembangkitan surya konvensional. Masalah utamanya? Sel fotovoltaik (PV) mati total saat malam tiba. Celah intermitensi ini memaksa ketergantungan pada baterai yang mahal dan secara ekologis bermasalah. Konverter termoradiatif (TRC) muncul sebagai alternatif — menghasilkan listrik dengan memancarkan panas ke langit malam yang dingin — tapi daya keluarannya secara inheren rendah. Paper ini mengusulkan arsitektur Sel Hibrida Solar-Lunar yang menggabungkan PV dan TRC dalam satu struktur termal terkopel. Kami memodelkan batas termodinamika dan mensimulasikan kinerja siklus diurnal menggunakan variabel deskriptif (PPV, PTRC, \etaₜₒₜₐₗ). Hasil analisis menunjukkan bahwa kopling termal memungkinkan TRC memanfaatkan limbah panas PV di siang hari, sementara pada malam hari sistem beralih ke mode emisi radiatif murni. Temuan ini membuka jalan bagi pembangkitan daya 24 jam tanpa jeda, mengurangi kebutuhan kapasitas penyimpanan energi secara signifikan.</w:t>
       </w:r>
     </w:p>
     <w:p>
@@ -1723,7 +1723,7 @@
           <w:rFonts w:ascii="Times New Roman" w:hAnsi="Times New Roman"/>
           <w:sz w:val="24"/>
         </w:rPr>
-        <w:t>Industri otomotif global terus mendorong peningkatan produktivitas dan kualitas melalui otomatisasi proses produksi. Salah satu proses yang menuntut presisi tinggi adalah pengelasan komponen bodi kendaraan, di mana deviasi posisi ujung lengan robot dapat menyebabkan cacat sambungan [1]. Lengan robot enam sumbu telah diadopsi secara luas karena fleksibilitasnya, tetapi ketidaklinearan aktuator dan gesekan sendi menimbulkan tantangan dalam kontrol lintasan. Oleh karena itu, diperlukan sistem kendali yang mampu mempertahankan akurasi posisi sepanjang lintasan pengelasan.</w:t>
+        <w:t>Matahari adalah sumber energi paling melimpah di planet ini, tapi ia punya kelemahan fatal: ia terbenam. Ketergantungan global pada fotovoltaik (PV) menciptakan jurang pasokan setiap malam, memaksa grid listrik bertumpu pada pembangkit fosil cadangan atau bank baterai raksasa [1]. Baterai lithium-ion, meski dominan saat ini, membawa jejak ekologis yang berat dari proses penambangan hingga pembuangan akhir [2]. Kami tak bisa sekadar menambah kapasitas panel surya untuk menyelesaikan masalah yang berakar pada rotasi bumi ini. Intermitensi bukan sekadar masalah teknis; ia adalah batasan fundamental dari teknologi yang hanya mengandalkan satu arah aliran foton.</w:t>
       </w:r>
     </w:p>
     <w:p>
@@ -1737,7 +1737,7 @@
           <w:rFonts w:ascii="Times New Roman" w:hAnsi="Times New Roman"/>
           <w:sz w:val="24"/>
         </w:rPr>
-        <w:t>Penelitian sebelumnya telah mengeksplorasi berbagai strategi kendali untuk lengan robot. Kendali Proporsional-Integral-Derivatif (PID) tetap menjadi pilihan utama karena kesederhanaan dan efektivitasnya dalam banyak aplikasi industri [2], namun, parameter tetap PID seringkali tidak mencukupi saat menghadapi beban variabel dan perubahan lingkungan [3]. Hal ini mendorong pengembangan metode adaptif dan penalaan otomatis, termasuk penggunaan algoritma optimasi seperti Particle Swarm Optimization (PSO) dan Genetic Algorithm (GA). Meskipun demikian, implementasi metode tersebut memerlukan sumber daya komputasi yang lebih besar dan belum tentu sesuai untuk sistem lengan robot skala kecil-menengah [4].</w:t>
+        <w:t>Di sisi lain spektrum teknologi, konverter termoradiatif (TRC) menawarkan janji yang berlawanan [3]. Alih-alih menyerap foton dari bintang, sel TRC menghasilkan listrik dengan memancarkan foton inframerah ke luar angkasa yang bersuhu ~3 K [4]. Prinsip termodinamika ini — memanfaatkan gradien suhu antara bumi dan langit malam — secara teoretis mampu menghasilkan daya kontinu 24 jam [5]. Tapi apakah ini cukup untuk skala industri, and Nyatanya, tidak. Densitas daya TRC mandiri saat ini masih terjebak di kisaran ~2 W/m², jauh di bawah ambang batas kelayakan komersial [6].</w:t>
       </w:r>
     </w:p>
     <w:p>
@@ -1751,7 +1751,7 @@
           <w:rFonts w:ascii="Times New Roman" w:hAnsi="Times New Roman"/>
           <w:sz w:val="24"/>
         </w:rPr>
-        <w:t>Kesenjangan penelitian yang teridentifikasi adalah belum adanya studi yang secara spesifik merancang dan menguji kendali PID untuk pengelasan titik pada komponen otomotif dengan mempertimbangkan karakteristik beban dinamis dan gangguan eksternal. Sebagian besar penelitian berfokus pada aplikasi robot bongkar muat atau perakitan yang memiliki tuntutan presisi lebih rendah [5]. Oleh karena itu, penelitian ini bertujuan merancang sistem kendali PID yang dituning dengan metode Ziegler-Nichols dan memvalidasi kinerjanya melalui simulasi yang merepresentasikan skenario pengelasan sebenarnya.</w:t>
+        <w:t>Material semikonduktor celah pita sempit seperti InAs atau HgCdTe memang ideal untuk emisi inframerah, namun efisiensi konversinya anjlok saat suhu ambien berfluktuasi [7]. Peneliti sebelumnya cenderung memperlakukan PV dan TRC sebagai entitas yang terpisah; siang milik PV, malam milik TRC [8]. Pemisahan biner ini mengabaikan potensi sinergi termal yang sangat besar. Limbah panas dari sel PV siang hari — yang biasanya menurunkan efisiensi fotovoltaik — sebenarnya bisa menjadi sumber energi termal bagi TRC jika arsitekturnya dirancang ulang [9].</w:t>
       </w:r>
     </w:p>
     <w:p>
@@ -1765,7 +1765,7 @@
           <w:rFonts w:ascii="Times New Roman" w:hAnsi="Times New Roman"/>
           <w:sz w:val="24"/>
         </w:rPr>
-        <w:t>Kontribusi spesifik penelitian ini meliputi:</w:t>
+        <w:t>Di sinilah letak celah penelitian yang kami incar. Menggabungkan keduanya bukan sekadar menumpuk dua lapisan material secara fisik, melainkan merancang kopling termal dan spektral yang dinamis [10]. Paper ini mengajukan tiga kontribusi utama: • Merumuskan model termodinamika terkopel untuk arsitektur Sel Hibrida Solar-Lunar. • Mengevaluasi batas efisiensi teoretis (\etaₕᵧbᵣᵢd) di bawah variasi gradien suhu diurnal. • Mensimulasikan profil pembangkitan energi harian (Edₐᵢₗᵧ) menggunakan parameter material semikonduktor celah pita ganda.</w:t>
       </w:r>
     </w:p>
     <w:p>
@@ -1779,7 +1779,22 @@
           <w:rFonts w:ascii="Times New Roman" w:hAnsi="Times New Roman"/>
           <w:sz w:val="24"/>
         </w:rPr>
-        <w:t>• Perancangan model kinematik lengan robot enam derajat kebebasan untuk lintasan pengelasan komponen otomotif.</w:t>
+        <w:t>Sisa paper ini disusun sebagai berikut. Bagian 2 membedah literatur dan kerangka teoretis yang mendasari emisi radiatif. Bagian 3 merinci metodologi, arsitektur sistem, dan persamaan matematis. Bagian 4 menyajikan hasil simulasi dan analisis trade-off termal, sebelum ditutup dengan kesimpulan dan arah riset masa depan pada Bagian 5.</w:t>
+      </w:r>
+    </w:p>
+    <w:p>
+      <w:pPr>
+        <w:spacing w:before="120" w:after="120" w:line="240" w:lineRule="auto"/>
+        <w:jc w:val="left"/>
+        <w:ind w:left="180"/>
+      </w:pPr>
+      <w:r>
+        <w:rPr>
+          <w:rFonts w:ascii="Times New Roman" w:hAnsi="Times New Roman"/>
+          <w:b/>
+          <w:sz w:val="24"/>
+        </w:rPr>
+        <w:t>TINJAUAN PUSTAKA</w:t>
       </w:r>
     </w:p>
     <w:p>
@@ -1793,7 +1808,22 @@
           <w:rFonts w:ascii="Times New Roman" w:hAnsi="Times New Roman"/>
           <w:sz w:val="24"/>
         </w:rPr>
-        <w:t>• Penentuan parameter PID optimal menggunakan metode Ziegler-Nichols kedua yang disesuaikan dengan respons loop tertutup.</w:t>
+        <w:t>Bagian ini meninjau evolusi teknologi pembangkitan surya dan kemunculan konsep termoradiatif, mengidentifikasi di mana paradigma saat ini gagal menjembatani celah energi malam hari.</w:t>
+      </w:r>
+    </w:p>
+    <w:p>
+      <w:pPr>
+        <w:spacing w:before="80" w:after="80" w:line="240" w:lineRule="auto"/>
+        <w:jc w:val="left"/>
+        <w:ind w:left="180"/>
+      </w:pPr>
+      <w:r>
+        <w:rPr>
+          <w:rFonts w:ascii="Times New Roman" w:hAnsi="Times New Roman"/>
+          <w:b/>
+          <w:sz w:val="24"/>
+        </w:rPr>
+        <w:t>Tinjauan Penelitian Terdahulu</w:t>
       </w:r>
     </w:p>
     <w:p>
@@ -1807,7 +1837,7 @@
           <w:rFonts w:ascii="Times New Roman" w:hAnsi="Times New Roman"/>
           <w:sz w:val="24"/>
         </w:rPr>
-        <w:t>• Analisis komparatif kinerja kendali PID terhadap kendali proporsional murni dan kendali on-off pada indikator overshoot, waktu naik, waktu penetapan, dan kesalahan keadaan tunak.</w:t>
+        <w:t>Evolusi sel surya telah mendekati batas teoretisnya. Shockley dan Queisser menetapkan batas efisiensi ~33.7% untuk sel sambungan p-n tunggal, sebuah angka yang nyaris tak tersentuh oleh silikon komersial [11]. Upaya menembus batas ini melalui sel tandem multi-sambungan memang berhasil di laboratorium, tapi biaya fabrikasinya mencekik untuk instalasi massal [12]. Di luar batas efisiensi, masalah intermitensi tetap tak terpecahkan. Panel surya menghasilkan nol watt saat malam. menciptakan kurva bebek (duck curve) yang memusingkan operator grid dan memaksa pembangkitan fosil tetap menyala dalam mode siaga [13].</w:t>
       </w:r>
     </w:p>
     <w:p>
@@ -1821,7 +1851,7 @@
           <w:rFonts w:ascii="Times New Roman" w:hAnsi="Times New Roman"/>
           <w:sz w:val="24"/>
         </w:rPr>
-        <w:t>• Rekomendasi parameter awal untuk implementasi nyata pada pengontrol lengan robot berbasis mikrokontroler atau PLC.</w:t>
+        <w:t>Konsep termoradiatif pertama kali diformalkan secara rigor oleh Byrnes dkk. (2014), yang membuktikan bahwa sel yang menghadap ke langit malam dapat menghasilkan arus negatif melalui emisi foton [14]. Sejak itu, berbagai kelompok riset bereksperimen dengan material celah pita sempit. Munday (2019) menunjukkan bahwa TRC bisa menghasilkan daya malam hari, meski dengan densitas yang sangat kecil [15]. Zhang dkk. (2021) meningkatkan angka ini dengan struktur nano-fotonik, namun kompleksitas manufakturnya menjadikannya tak praktis untuk instalasi atap [16].</w:t>
       </w:r>
     </w:p>
     <w:p>
@@ -1835,7 +1865,64 @@
           <w:rFonts w:ascii="Times New Roman" w:hAnsi="Times New Roman"/>
           <w:sz w:val="24"/>
         </w:rPr>
-        <w:t>Sistematika penulisan paper ini adalah sebagai berikut. Bagian 2 menyajikan tinjauan pustaka mencakup penelitian terdahulu dan kerangka teoritis kendali PID serta pemodelan robot. Bagian 3 menjelaskan metodologi perancangan, termasuk pemodelan kinematik, penalaan PID, dan prosedur simulasi. Bagian 4 memaparkan hasil simulasi serta pembahasan yang membandingkan dengan metode lain. Bagian 5 memberikan kesimpulan dan saran untuk penelitian selanjutnya.</w:t>
+        <w:t>Beberapa studi awal mencoba menggabungkan konsep ini, and Chen dkk. (2022) mengusulkan sistem hibrida, tapi mereka menggunakan sakelar mekanis dan optik untuk memisahkan mode siang dan malam [17]. Ini menciptakan titik kegagalan fisik dan rugi-rugi termal pada antarmuka. Kami berargumen bahwa hibridisasi sejati harus terjadi di tingkat kuantum dan termal secara simultan, tanpa bagian yang bergerak [18]. Pendekatan pasif ini menuntut pemahaman mendalam tentang bagaimana foton dan fonon berinteraksi di dalam struktur multilapisan.</w:t>
+      </w:r>
+    </w:p>
+    <w:p>
+      <w:pPr>
+        <w:spacing w:before="80" w:after="80" w:line="240" w:lineRule="auto"/>
+        <w:jc w:val="left"/>
+        <w:ind w:left="180"/>
+      </w:pPr>
+      <w:r>
+        <w:rPr>
+          <w:rFonts w:ascii="Times New Roman" w:hAnsi="Times New Roman"/>
+          <w:b/>
+          <w:sz w:val="24"/>
+        </w:rPr>
+        <w:t>Kerangka Teoritis</w:t>
+      </w:r>
+    </w:p>
+    <w:p>
+      <w:pPr>
+        <w:spacing w:before="0" w:after="60" w:line="240" w:lineRule="auto"/>
+        <w:jc w:val="both"/>
+        <w:ind w:firstLine="284"/>
+      </w:pPr>
+      <w:r>
+        <w:rPr>
+          <w:rFonts w:ascii="Times New Roman" w:hAnsi="Times New Roman"/>
+          <w:sz w:val="24"/>
+        </w:rPr>
+        <w:t>Termodinamika TRC berakar pada hukum Planck dan prinsip keseimbangan terperinci (detailed balance). Saat sel berada pada suhu Tcₑₗₗ dan menghadap ke langit pada Tₛₖᵧ, sel tersebut memancarkan lebih banyak foton daripada yang diserapnya [19]. Defisit foton ini menciptakan kekosongan hole-elektron yang, jika diekstraksi melalui sirkuit eksternal, menghasilkan arus listrik. Ini adalah kebalikan persis dari efek fotovoltaik, di mana penyerapan foton menciptakan pasangan elektron-hole.</w:t>
+      </w:r>
+    </w:p>
+    <w:p>
+      <w:pPr>
+        <w:spacing w:before="0" w:after="60" w:line="240" w:lineRule="auto"/>
+        <w:jc w:val="both"/>
+        <w:ind w:firstLine="284"/>
+      </w:pPr>
+      <w:r>
+        <w:rPr>
+          <w:rFonts w:ascii="Times New Roman" w:hAnsi="Times New Roman"/>
+          <w:sz w:val="24"/>
+        </w:rPr>
+        <w:t>Gambar 1 mengilustrasikan perbedaan mendasar dalam spektrum operasi kedua teknologi ini. PV beroperasi pada spektrum tampak dan inframerah dekat, sementara TRC bergantung pada inframerah tengah hingga jauh. Pemisahan spektral ini adalah kunci; keduanya tidak perlu berebut foton yang sama, memungkinkan integrasi vertikal tanpa filter optik yang kompleks.</w:t>
+      </w:r>
+    </w:p>
+    <w:p>
+      <w:pPr>
+        <w:spacing w:before="0" w:after="60" w:line="240" w:lineRule="auto"/>
+        <w:jc w:val="both"/>
+        <w:ind w:firstLine="284"/>
+      </w:pPr>
+      <w:r>
+        <w:rPr>
+          <w:rFonts w:ascii="Times New Roman" w:hAnsi="Times New Roman"/>
+          <w:sz w:val="24"/>
+        </w:rPr>
+        <w:t>Gambar 2 menunjukkan diagram blok kerangka teoretis hibridisasi. Kopling termal menjadi kunci; panas yang tidak terkonversi oleh PV harus dialirkan ke lapisan TRC tanpa menghambat emisi radiatif ke langit. Tantangan utamanya adalah merancang material yang konduktif secara termal ke bawah, namun transparan secara optik pada panjang gelombang inframerah jauh.</w:t>
       </w:r>
     </w:p>
     <w:p>
@@ -1850,7 +1937,7 @@
           <w:b/>
           <w:sz w:val="24"/>
         </w:rPr>
-        <w:t>TINJAUAN PUSTAKA</w:t>
+        <w:t>METODOLOGI</w:t>
       </w:r>
     </w:p>
     <w:p>
@@ -1864,7 +1951,7 @@
           <w:rFonts w:ascii="Times New Roman" w:hAnsi="Times New Roman"/>
           <w:sz w:val="24"/>
         </w:rPr>
-        <w:t>Tinjauan pustaka ini mengkaji studi-studi terkait kendali posisi lengan robot serta kerangka teoritis yang mendasari perancangan sistem kendali PID untuk pengelasan.</w:t>
+        <w:t>Bagian ini merinci arsitektur fisik sel hibrida, prosedur simulasi, dan model matematis yang digunakan untuk mengevaluasi kinerja sistem di bawah kondisi diurnal.</w:t>
       </w:r>
     </w:p>
     <w:p>
@@ -1879,7 +1966,7 @@
           <w:b/>
           <w:sz w:val="24"/>
         </w:rPr>
-        <w:t>Tinjauan Penelitian Terdahulu</w:t>
+        <w:t>Desain dan Arsitektur Sistem</w:t>
       </w:r>
     </w:p>
     <w:p>
@@ -1893,7 +1980,7 @@
           <w:rFonts w:ascii="Times New Roman" w:hAnsi="Times New Roman"/>
           <w:sz w:val="24"/>
         </w:rPr>
-        <w:t>Penelitian di bidang kendali lengan robot telah banyak dilakukan dengan berbagai pendekatan. Smith et al. [6] mengimplementasikan kendali PID adaptif menggunakan algoritma Recursive Least Squares (RLS) pada lengan robot 3-DOF. Hasil eksperimen menunjukkan pengurangan kesalahan jejak sebesar Y₁ mm dibandingkan PID tetap, namun, metode ini memerlukan pembaruan parameter secara online yang membebani prosesor.</w:t>
+        <w:t>Arsitektur yang kami usulkan terdiri dari tiga lapisan utama: absorber PV di puncak, lapisan kopling termal di tengah, dan emitor TRC di dasar. Lapisan PV menggunakan material celah pita lebar (misalnya, perovskit atau GaAs) untuk memaksimalkan penyerapan foton energi tinggi [20]. Sisa spektrum inframerah, beserta panas yang dihasilkan dari relaksasi termal pembawa muatan, ditransfer ke lapisan bawah. Desain ini memastikan bahwa foton energi rendah yang biasanya hanya memanaskan sel PV kini dimanfaatkan secara produktif.</w:t>
       </w:r>
     </w:p>
     <w:p>
@@ -1907,7 +1994,7 @@
           <w:rFonts w:ascii="Times New Roman" w:hAnsi="Times New Roman"/>
           <w:sz w:val="24"/>
         </w:rPr>
-        <w:t>Chen dan Li [7] mengusulkan kendali PID berbasis jaringan syaraf tiruan untuk kompensasi gesekan pada sendi robot. Skema ini berhasil menurunkan overshoot hingga Y₂ persen tetapi memakan waktu pelatihan yang panjang, sementara itu, Kumar et al. [8] membandingkan kinerja PID dengan kendali logika fuzzy pada lengan robot pengelasan. Mereka melaporkan bahwa kendali fuzzy unggul dalam menangani non-linearitas, namun implementasinya lebih kompleks.</w:t>
+        <w:t>Gambar 3 merinci alur data dan energi dalam sistem ini. Logika kontrol termal pasif memastikan bahwa energi tidak terbuang sia-sia selama transisi senja dan fajar.</w:t>
       </w:r>
     </w:p>
     <w:p>
@@ -1921,7 +2008,7 @@
           <w:rFonts w:ascii="Times New Roman" w:hAnsi="Times New Roman"/>
           <w:sz w:val="24"/>
         </w:rPr>
-        <w:t>Dalam domain pengelasan robotik, Gonzalez et al. [9] merancang kendali solid H_∞ untuk menjaga kualitas las meskipun ada gangguan. Pendekatan tersebut memberikan jaminan stabilitas tetapi menghasilkan pengontrol orde tinggi yang sulit direalisasikan pada pengontrol industri murah. Penelitian lain oleh Park dan Kim [10] berfokus pada penalaan PID otomatis menggunakan optimasi Particle Swarm (PSO) untuk robot SCARA. memperoleh waktu penetapan rata-rata Y₃ detik.</w:t>
+        <w:t>Gambar 4 menunjukkan penampang melintang arsitektur lapisan ini. Ketebalan setiap lapisan dioptimalkan untuk menyeimbangkan penyerapan optik dan konduktivitas termal.</w:t>
       </w:r>
     </w:p>
     <w:p>
@@ -1935,7 +2022,22 @@
           <w:rFonts w:ascii="Times New Roman" w:hAnsi="Times New Roman"/>
           <w:sz w:val="24"/>
         </w:rPr>
-        <w:t>Keterbatasan yang terlihat dari penelitian-penelitian tersebut adalah: (1) sebagian besar menggunakan lengan robot dengan jumlah sumbu terbatas (3 atau 4 DOF), (2) beban yang digunakan tidak mewakili kondisi pengelasan titik dengan massa elektroda dan gaya kontak, dan (3) tidak ada yang secara eksplisit mempertimbangkan gangguan dari pergerakan konveyor atau getaran mesin. Oleh karena itu, penelitian ini mengisi gap dengan merancang PID untuk lengan robot 6-DOF pada skenario pengelasan komponen otomotif yang mencakup beban variabel.</w:t>
+        <w:t>Gambar 5 memetakan sirkuit termal ekuivalen, di mana resistansi termal antarmuka (Rₜₕ) menjadi variabel kritis yang harus diminimalkan. Kapasitansi termal dari lapisan PCM bertindak sebagai penyangga, meratakan fluktuasi suhu yang ekstrem.</w:t>
+      </w:r>
+    </w:p>
+    <w:p>
+      <w:pPr>
+        <w:spacing w:before="80" w:after="80" w:line="240" w:lineRule="auto"/>
+        <w:jc w:val="left"/>
+        <w:ind w:left="180"/>
+      </w:pPr>
+      <w:r>
+        <w:rPr>
+          <w:rFonts w:ascii="Times New Roman" w:hAnsi="Times New Roman"/>
+          <w:b/>
+          <w:sz w:val="24"/>
+        </w:rPr>
+        <w:t>Implementasi dan Prosedur Eksperimen</w:t>
       </w:r>
     </w:p>
     <w:p>
@@ -1949,22 +2051,22 @@
           <w:rFonts w:ascii="Times New Roman" w:hAnsi="Times New Roman"/>
           <w:sz w:val="24"/>
         </w:rPr>
-        <w:t>Selain itu, beberapa studi menggunakan data eksperimental nyata, namun penelitian ini memanfaatkan simulasi untuk menyediakan baseline perbandingan yang terkontrol. Hal ini penting karena variasi kondisi lapangan sulit direproduksi secara konsisten [11].</w:t>
-      </w:r>
-    </w:p>
-    <w:p>
-      <w:pPr>
-        <w:spacing w:before="80" w:after="80" w:line="240" w:lineRule="auto"/>
-        <w:jc w:val="left"/>
-        <w:ind w:left="180"/>
-      </w:pPr>
-      <w:r>
-        <w:rPr>
-          <w:rFonts w:ascii="Times New Roman" w:hAnsi="Times New Roman"/>
-          <w:b/>
-          <w:sz w:val="24"/>
-        </w:rPr>
-        <w:t>Kerangka Teoritis</w:t>
+        <w:t>Pemodelan matematis dimulai dengan persamaan daya PV. Daya yang dihasilkan bergantung pada fluks foton matahari dan efisiensi kuantum eksternal material.</w:t>
+      </w:r>
+    </w:p>
+    <w:p>
+      <w:pPr>
+        <w:spacing w:before="0" w:after="0" w:line="240" w:lineRule="auto"/>
+        <w:jc w:val="center"/>
+        <w:ind/>
+      </w:pPr>
+      <w:r>
+        <w:rPr>
+          <w:rFonts w:ascii="Times New Roman" w:hAnsi="Times New Roman"/>
+          <w:i/>
+          <w:sz w:val="24"/>
+        </w:rPr>
+        <w:t>PPV = \intλminλg \frac{hc}{λ} Φsun(λ) ηEQE(λ) dλ</w:t>
       </w:r>
     </w:p>
     <w:p>
@@ -1978,7 +2080,21 @@
           <w:rFonts w:ascii="Times New Roman" w:hAnsi="Times New Roman"/>
           <w:sz w:val="24"/>
         </w:rPr>
-        <w:t>Sistem kendali PID terdiri dari tiga komponen: aksi proporsional (P), integral (I), dan derivatif (D). Persamaan kendali PID kontinu dinyatakan oleh</w:t>
+        <w:t>Persamaan (1) mendefinisikan PPV sebagai integral dari fluks spektral matahari \Phiₛuₙ dikalikan energi foton dan efisiensi \etaEQE, di atas batas celah pita Eg. Variabel h dan c masing-masing adalah konstanta Planck dan kecepatan cahaya.</w:t>
+      </w:r>
+    </w:p>
+    <w:p>
+      <w:pPr>
+        <w:spacing w:before="0" w:after="60" w:line="240" w:lineRule="auto"/>
+        <w:jc w:val="both"/>
+        <w:ind w:firstLine="284"/>
+      </w:pPr>
+      <w:r>
+        <w:rPr>
+          <w:rFonts w:ascii="Times New Roman" w:hAnsi="Times New Roman"/>
+          <w:sz w:val="24"/>
+        </w:rPr>
+        <w:t>Untuk mode malam, daya termoradiatif dihitung menggunakan perbedaan laju emisi dan absorpsi foton inframerah.</w:t>
       </w:r>
     </w:p>
     <w:p>
@@ -1993,7 +2109,7 @@
           <w:i/>
           <w:sz w:val="24"/>
         </w:rPr>
-        <w:t>u(t) = K_p e(t) + K_i \int_0^t e(\tau) d\tau + K_d \frac{de(t)}{dt}</w:t>
+        <w:t>PTRC = \int₀∞ \frac{2π hc^2}{λ^5} \left( \frac{1}{e\frac{hc{λ k_B Tcell}} - 1} - \frac{1}{e\frac{hc{λ k_B Tsky}} - 1} \right) dλ</w:t>
       </w:r>
     </w:p>
     <w:p>
@@ -2007,7 +2123,7 @@
           <w:rFonts w:ascii="Times New Roman" w:hAnsi="Times New Roman"/>
           <w:sz w:val="24"/>
         </w:rPr>
-        <w:t>dengan u(t) adalah sinyal kontrol, e(t) adalah error posisi (selisih antara posisi referensi dan aktual), Kₚ adalah gain proporsional, Kᵢ adalah gain integral, Kd adalah gain derivatif. Komponen P mengurangi error saat ini, komponen I menghilangkan offset keadaan tunak, dan komponen D memberikan efek antisipatif terhadap perubahan error. Penalaan parameter PID yang tepat sangat penting untuk mencapai trade-off antara respons cepat dan kestabilan.</w:t>
+        <w:t>Pada Persamaan (2), PTRC sangat sensitif terhadap perbedaan suhu sel (Tcₑₗₗ) dan suhu langit (Tₛₖᵧ). Konstanta kB adalah konstanta Boltzmann. Integral ini menangkap keseimbangan terperinci antara foton yang dipancarkan sel dan foton latar belakang yang diserapnya.</w:t>
       </w:r>
     </w:p>
     <w:p>
@@ -2021,7 +2137,7 @@
           <w:rFonts w:ascii="Times New Roman" w:hAnsi="Times New Roman"/>
           <w:sz w:val="24"/>
         </w:rPr>
-        <w:t>Pemodelan kinematik lengan robot menggunakan parameter Denavit-Hartenberg (DH) menyediakan hubungan antara sudut sendi dengan posisi dan orientasi ujung lengan. Matriks transformasi homogen Tᵢi-¹ untuk sendi ke-i didefinisikan oleh parameter θᵢ, dᵢ, aᵢ, dan αᵢ. Rantai kinematik total diperoleh dengan perkalian matriks: T₆⁰ = T₁⁰ T₂¹ \dots T₆⁵.</w:t>
+        <w:t>Efisiensi total sistem hibrida dievaluasi berdasarkan energi harian total yang dihasilkan.</w:t>
       </w:r>
     </w:p>
     <w:p>
@@ -2036,7 +2152,7 @@
           <w:i/>
           <w:sz w:val="24"/>
         </w:rPr>
-        <w:t>T_ii-1 = \begin{bmatrix} \cos \theta_i &amp; -\sin \theta_i \cos α_i &amp; \sin \theta_i \sin α_i &amp; a_i \cos \theta_i \\ \sin \theta_i &amp; \cos \theta_i \cos α_i &amp; -\cos \theta_i \sin α_i &amp; a_i \sin \theta_i \\ 0 &amp; \sin α_i &amp; \cos α_i &amp; d_i \\ 0 &amp; 0 &amp; 0 &amp; 1 \end{bmatrix}</w:t>
+        <w:t>ηhybrid = \frac{\int₀tday PPV(t) dt + \inttday24h PTRC(t) dt}{Gsolar \cdot tday + σ (Tamb^4 - Tsky^4) \cdot tnight}</w:t>
       </w:r>
     </w:p>
     <w:p>
@@ -2050,93 +2166,7 @@
           <w:rFonts w:ascii="Times New Roman" w:hAnsi="Times New Roman"/>
           <w:sz w:val="24"/>
         </w:rPr>
-        <w:t>Persamaan (2) di atas digunakan untuk menghitung posisi ujung lengan dalam kerangka koordinat basis. Untuk lintasan pengelasan, diperlukan perencanaan jalur dalam ruang kerja yang menghasilkan trayektori posisi dan orientasi yang halus.</w:t>
-      </w:r>
-    </w:p>
-    <w:p>
-      <w:pPr>
-        <w:spacing w:before="0" w:after="60" w:line="240" w:lineRule="auto"/>
-        <w:jc w:val="both"/>
-        <w:ind w:firstLine="284"/>
-      </w:pPr>
-      <w:r>
-        <w:rPr>
-          <w:rFonts w:ascii="Times New Roman" w:hAnsi="Times New Roman"/>
-          <w:sz w:val="24"/>
-        </w:rPr>
-        <w:t>Metode penalaan Ziegler-Nichols kedua (closed-loop) dilakukan dengan mengatur Kᵢ=0. Kd=0 lalu meningkatkan Kₚ hingga sistem berosilasi pada batas kestabilan, menghasilkan gain ultimat Ku dan periode ultimat Tu. Parameter PID kemudian ditentukan berdasarkan tabel Ziegler-Nichols klasik. Meskipun sederhana, metode ini memberikan parameter awal yang cukup baik untuk kebanyakan proses industri [12].</w:t>
-      </w:r>
-    </w:p>
-    <w:p>
-      <w:pPr>
-        <w:spacing w:before="0" w:after="60" w:line="240" w:lineRule="auto"/>
-        <w:jc w:val="both"/>
-        <w:ind w:firstLine="284"/>
-      </w:pPr>
-      <w:r>
-        <w:rPr>
-          <w:rFonts w:ascii="Times New Roman" w:hAnsi="Times New Roman"/>
-          <w:sz w:val="24"/>
-        </w:rPr>
-        <w:t>Gambar 1 memperlihatkan diagram blok sistem kendali posisi yang digunakan. Sinyal referensi r berupa posisi sudut sendi yang direncanakan dari lintasan pengelasan. Error e = r - y diumpankan ke pengontrol PID, yang menghasilkan sinyal kontrol u setelah melalui penjenuhan (saturation) untuk membatasi torsi motor. Blok plant terdiri dari dinamika lengan robot termasuk inersia, gesekan, dan kopling antar sendi. Sensor encoder memberikan umpan balik posisi aktual y.</w:t>
-      </w:r>
-    </w:p>
-    <w:p>
-      <w:pPr>
-        <w:spacing w:before="120" w:after="120" w:line="240" w:lineRule="auto"/>
-        <w:jc w:val="left"/>
-        <w:ind w:left="180"/>
-      </w:pPr>
-      <w:r>
-        <w:rPr>
-          <w:rFonts w:ascii="Times New Roman" w:hAnsi="Times New Roman"/>
-          <w:b/>
-          <w:sz w:val="24"/>
-        </w:rPr>
-        <w:t>METODOLOGI</w:t>
-      </w:r>
-    </w:p>
-    <w:p>
-      <w:pPr>
-        <w:spacing w:before="0" w:after="60" w:line="240" w:lineRule="auto"/>
-        <w:jc w:val="both"/>
-        <w:ind w:firstLine="284"/>
-      </w:pPr>
-      <w:r>
-        <w:rPr>
-          <w:rFonts w:ascii="Times New Roman" w:hAnsi="Times New Roman"/>
-          <w:sz w:val="24"/>
-        </w:rPr>
-        <w:t>Bab ini menjelaskan langkah-langkah perancangan sistem kendali PID pada lengan robot industri untuk pengelasan. Metode mencakup pemodelan kinematik, penentuan parameter PID, serta prosedur simulasi.</w:t>
-      </w:r>
-    </w:p>
-    <w:p>
-      <w:pPr>
-        <w:spacing w:before="80" w:after="80" w:line="240" w:lineRule="auto"/>
-        <w:jc w:val="left"/>
-        <w:ind w:left="180"/>
-      </w:pPr>
-      <w:r>
-        <w:rPr>
-          <w:rFonts w:ascii="Times New Roman" w:hAnsi="Times New Roman"/>
-          <w:b/>
-          <w:sz w:val="24"/>
-        </w:rPr>
-        <w:t>Desain dan Arsitektur Sistem</w:t>
-      </w:r>
-    </w:p>
-    <w:p>
-      <w:pPr>
-        <w:spacing w:before="0" w:after="60" w:line="240" w:lineRule="auto"/>
-        <w:jc w:val="both"/>
-        <w:ind w:firstLine="284"/>
-      </w:pPr>
-      <w:r>
-        <w:rPr>
-          <w:rFonts w:ascii="Times New Roman" w:hAnsi="Times New Roman"/>
-          <w:sz w:val="24"/>
-        </w:rPr>
-        <w:t>Sistem yang dirancang terdiri dari lengan robot 6-DOF dengan konfigurasi sendi rotasi. Parameter Denavit-Hartenberg untuk lengan robot ditetapkan berdasarkan spesifikasi robot industri umum (misal model Fanuc M-710iC). Tabel I menyajikan parameter DH yang digunakan.</w:t>
+        <w:t>Persamaan (3) menjumlahkan integral daya siang dan malam, dinormalisasi terhadap total input energi radiatif dari matahari dan gradien termal langit. Parameter simulasi dan batas variabel dirangkum dalam Tabel I.</w:t>
       </w:r>
     </w:p>
     <w:p>
@@ -2158,7 +2188,7 @@
           <w:rFonts w:ascii="Times New Roman" w:hAnsi="Times New Roman"/>
           <w:sz w:val="22"/>
         </w:rPr>
-        <w:t>Parameter Denavit-Hartenberg Lengan Robot 6-DOF</w:t>
+        <w:t>Parameter dan Variabel Simulasi Sistem</w:t>
       </w:r>
     </w:p>
     <w:tbl>
@@ -2176,16 +2206,14 @@
         </w:tblBorders>
       </w:tblPr>
       <w:tblGrid>
-        <w:gridCol w:w="1814"/>
-        <w:gridCol w:w="1814"/>
-        <w:gridCol w:w="1814"/>
-        <w:gridCol w:w="1814"/>
-        <w:gridCol w:w="1814"/>
+        <w:gridCol w:w="3024"/>
+        <w:gridCol w:w="3024"/>
+        <w:gridCol w:w="3024"/>
       </w:tblGrid>
       <w:tr>
         <w:tc>
           <w:tcPr>
-            <w:tcW w:type="dxa" w:w="1814"/>
+            <w:tcW w:type="dxa" w:w="3024"/>
           </w:tcPr>
           <w:p>
             <w:pPr>
@@ -2198,13 +2226,13 @@
                 <w:b/>
                 <w:sz w:val="18"/>
               </w:rPr>
-              <w:t>Sendi</w:t>
+              <w:t>Parameter</w:t>
             </w:r>
           </w:p>
         </w:tc>
         <w:tc>
           <w:tcPr>
-            <w:tcW w:type="dxa" w:w="1814"/>
+            <w:tcW w:type="dxa" w:w="3024"/>
           </w:tcPr>
           <w:p>
             <w:pPr>
@@ -2217,13 +2245,13 @@
                 <w:b/>
                 <w:sz w:val="18"/>
               </w:rPr>
-              <w:t>\iθ_i (rad)\i</w:t>
+              <w:t>Simbol</w:t>
             </w:r>
           </w:p>
         </w:tc>
         <w:tc>
           <w:tcPr>
-            <w:tcW w:type="dxa" w:w="1814"/>
+            <w:tcW w:type="dxa" w:w="3024"/>
           </w:tcPr>
           <w:p>
             <w:pPr>
@@ -2236,45 +2264,7 @@
                 <w:b/>
                 <w:sz w:val="18"/>
               </w:rPr>
-              <w:t>\id_i (mm)\i</w:t>
-            </w:r>
-          </w:p>
-        </w:tc>
-        <w:tc>
-          <w:tcPr>
-            <w:tcW w:type="dxa" w:w="1814"/>
-          </w:tcPr>
-          <w:p>
-            <w:pPr>
-              <w:jc w:val="center"/>
-            </w:pPr>
-            <w:r/>
-            <w:r>
-              <w:rPr>
-                <w:rFonts w:ascii="Times New Roman" w:hAnsi="Times New Roman"/>
-                <w:b/>
-                <w:sz w:val="18"/>
-              </w:rPr>
-              <w:t>\ia_i (mm)\i</w:t>
-            </w:r>
-          </w:p>
-        </w:tc>
-        <w:tc>
-          <w:tcPr>
-            <w:tcW w:type="dxa" w:w="1814"/>
-          </w:tcPr>
-          <w:p>
-            <w:pPr>
-              <w:jc w:val="center"/>
-            </w:pPr>
-            <w:r/>
-            <w:r>
-              <w:rPr>
-                <w:rFonts w:ascii="Times New Roman" w:hAnsi="Times New Roman"/>
-                <w:b/>
-                <w:sz w:val="18"/>
-              </w:rPr>
-              <w:t>\iα_i (rad)\i</w:t>
+              <w:t>Nilai / Kondisi</w:t>
             </w:r>
           </w:p>
         </w:tc>
@@ -2282,7 +2272,7 @@
       <w:tr>
         <w:tc>
           <w:tcPr>
-            <w:tcW w:type="dxa" w:w="1814"/>
+            <w:tcW w:type="dxa" w:w="3024"/>
           </w:tcPr>
           <w:p>
             <w:pPr>
@@ -2294,13 +2284,13 @@
                 <w:rFonts w:ascii="Times New Roman" w:hAnsi="Times New Roman"/>
                 <w:sz w:val="18"/>
               </w:rPr>
-              <w:t>1</w:t>
+              <w:t>Irradiansi Matahari Puncak</w:t>
             </w:r>
           </w:p>
         </w:tc>
         <w:tc>
           <w:tcPr>
-            <w:tcW w:type="dxa" w:w="1814"/>
+            <w:tcW w:type="dxa" w:w="3024"/>
           </w:tcPr>
           <w:p>
             <w:pPr>
@@ -2312,13 +2302,13 @@
                 <w:rFonts w:ascii="Times New Roman" w:hAnsi="Times New Roman"/>
                 <w:sz w:val="18"/>
               </w:rPr>
-              <w:t>q1</w:t>
+              <w:t>$G_{solar}$</w:t>
             </w:r>
           </w:p>
         </w:tc>
         <w:tc>
           <w:tcPr>
-            <w:tcW w:type="dxa" w:w="1814"/>
+            <w:tcW w:type="dxa" w:w="3024"/>
           </w:tcPr>
           <w:p>
             <w:pPr>
@@ -2330,13 +2320,15 @@
                 <w:rFonts w:ascii="Times New Roman" w:hAnsi="Times New Roman"/>
                 <w:sz w:val="18"/>
               </w:rPr>
-              <w:t>a1</w:t>
+              <w:t>x</w:t>
             </w:r>
           </w:p>
         </w:tc>
+      </w:tr>
+      <w:tr>
         <w:tc>
           <w:tcPr>
-            <w:tcW w:type="dxa" w:w="1814"/>
+            <w:tcW w:type="dxa" w:w="3024"/>
           </w:tcPr>
           <w:p>
             <w:pPr>
@@ -2348,13 +2340,13 @@
                 <w:rFonts w:ascii="Times New Roman" w:hAnsi="Times New Roman"/>
                 <w:sz w:val="18"/>
               </w:rPr>
-              <w:t>a2</w:t>
+              <w:t>Suhu Langit Malam Efektif</w:t>
             </w:r>
           </w:p>
         </w:tc>
         <w:tc>
           <w:tcPr>
-            <w:tcW w:type="dxa" w:w="1814"/>
+            <w:tcW w:type="dxa" w:w="3024"/>
           </w:tcPr>
           <w:p>
             <w:pPr>
@@ -2366,15 +2358,13 @@
                 <w:rFonts w:ascii="Times New Roman" w:hAnsi="Times New Roman"/>
                 <w:sz w:val="18"/>
               </w:rPr>
-              <w:t>π/2</w:t>
+              <w:t>$T_{sky}$</w:t>
             </w:r>
           </w:p>
         </w:tc>
-      </w:tr>
-      <w:tr>
         <w:tc>
           <w:tcPr>
-            <w:tcW w:type="dxa" w:w="1814"/>
+            <w:tcW w:type="dxa" w:w="3024"/>
           </w:tcPr>
           <w:p>
             <w:pPr>
@@ -2386,13 +2376,15 @@
                 <w:rFonts w:ascii="Times New Roman" w:hAnsi="Times New Roman"/>
                 <w:sz w:val="18"/>
               </w:rPr>
-              <w:t>2</w:t>
+              <w:t>x</w:t>
             </w:r>
           </w:p>
         </w:tc>
+      </w:tr>
+      <w:tr>
         <w:tc>
           <w:tcPr>
-            <w:tcW w:type="dxa" w:w="1814"/>
+            <w:tcW w:type="dxa" w:w="3024"/>
           </w:tcPr>
           <w:p>
             <w:pPr>
@@ -2404,13 +2396,13 @@
                 <w:rFonts w:ascii="Times New Roman" w:hAnsi="Times New Roman"/>
                 <w:sz w:val="18"/>
               </w:rPr>
-              <w:t>q2</w:t>
+              <w:t>Suhu Ambien Siang/Malam</w:t>
             </w:r>
           </w:p>
         </w:tc>
         <w:tc>
           <w:tcPr>
-            <w:tcW w:type="dxa" w:w="1814"/>
+            <w:tcW w:type="dxa" w:w="3024"/>
           </w:tcPr>
           <w:p>
             <w:pPr>
@@ -2422,13 +2414,13 @@
                 <w:rFonts w:ascii="Times New Roman" w:hAnsi="Times New Roman"/>
                 <w:sz w:val="18"/>
               </w:rPr>
-              <w:t>0</w:t>
+              <w:t>$T_{amb}$</w:t>
             </w:r>
           </w:p>
         </w:tc>
         <w:tc>
           <w:tcPr>
-            <w:tcW w:type="dxa" w:w="1814"/>
+            <w:tcW w:type="dxa" w:w="3024"/>
           </w:tcPr>
           <w:p>
             <w:pPr>
@@ -2440,13 +2432,15 @@
                 <w:rFonts w:ascii="Times New Roman" w:hAnsi="Times New Roman"/>
                 <w:sz w:val="18"/>
               </w:rPr>
-              <w:t>a3</w:t>
+              <w:t>x</w:t>
             </w:r>
           </w:p>
         </w:tc>
+      </w:tr>
+      <w:tr>
         <w:tc>
           <w:tcPr>
-            <w:tcW w:type="dxa" w:w="1814"/>
+            <w:tcW w:type="dxa" w:w="3024"/>
           </w:tcPr>
           <w:p>
             <w:pPr>
@@ -2458,15 +2452,13 @@
                 <w:rFonts w:ascii="Times New Roman" w:hAnsi="Times New Roman"/>
                 <w:sz w:val="18"/>
               </w:rPr>
-              <w:t>0</w:t>
+              <w:t>Resistansi Termal Antarmuka</w:t>
             </w:r>
           </w:p>
         </w:tc>
-      </w:tr>
-      <w:tr>
         <w:tc>
           <w:tcPr>
-            <w:tcW w:type="dxa" w:w="1814"/>
+            <w:tcW w:type="dxa" w:w="3024"/>
           </w:tcPr>
           <w:p>
             <w:pPr>
@@ -2478,13 +2470,13 @@
                 <w:rFonts w:ascii="Times New Roman" w:hAnsi="Times New Roman"/>
                 <w:sz w:val="18"/>
               </w:rPr>
-              <w:t>3</w:t>
+              <w:t>$R_{th}$</w:t>
             </w:r>
           </w:p>
         </w:tc>
         <w:tc>
           <w:tcPr>
-            <w:tcW w:type="dxa" w:w="1814"/>
+            <w:tcW w:type="dxa" w:w="3024"/>
           </w:tcPr>
           <w:p>
             <w:pPr>
@@ -2496,13 +2488,15 @@
                 <w:rFonts w:ascii="Times New Roman" w:hAnsi="Times New Roman"/>
                 <w:sz w:val="18"/>
               </w:rPr>
-              <w:t>q3</w:t>
+              <w:t>x</w:t>
             </w:r>
           </w:p>
         </w:tc>
+      </w:tr>
+      <w:tr>
         <w:tc>
           <w:tcPr>
-            <w:tcW w:type="dxa" w:w="1814"/>
+            <w:tcW w:type="dxa" w:w="3024"/>
           </w:tcPr>
           <w:p>
             <w:pPr>
@@ -2514,13 +2508,13 @@
                 <w:rFonts w:ascii="Times New Roman" w:hAnsi="Times New Roman"/>
                 <w:sz w:val="18"/>
               </w:rPr>
-              <w:t>0</w:t>
+              <w:t>Kapasitansi Panas PCM</w:t>
             </w:r>
           </w:p>
         </w:tc>
         <w:tc>
           <w:tcPr>
-            <w:tcW w:type="dxa" w:w="1814"/>
+            <w:tcW w:type="dxa" w:w="3024"/>
           </w:tcPr>
           <w:p>
             <w:pPr>
@@ -2532,13 +2526,13 @@
                 <w:rFonts w:ascii="Times New Roman" w:hAnsi="Times New Roman"/>
                 <w:sz w:val="18"/>
               </w:rPr>
-              <w:t>a4</w:t>
+              <w:t>$C_{pcm}$</w:t>
             </w:r>
           </w:p>
         </w:tc>
         <w:tc>
           <w:tcPr>
-            <w:tcW w:type="dxa" w:w="1814"/>
+            <w:tcW w:type="dxa" w:w="3024"/>
           </w:tcPr>
           <w:p>
             <w:pPr>
@@ -2550,7 +2544,7 @@
                 <w:rFonts w:ascii="Times New Roman" w:hAnsi="Times New Roman"/>
                 <w:sz w:val="18"/>
               </w:rPr>
-              <w:t>0</w:t>
+              <w:t>x</w:t>
             </w:r>
           </w:p>
         </w:tc>
@@ -2558,7 +2552,7 @@
       <w:tr>
         <w:tc>
           <w:tcPr>
-            <w:tcW w:type="dxa" w:w="1814"/>
+            <w:tcW w:type="dxa" w:w="3024"/>
           </w:tcPr>
           <w:p>
             <w:pPr>
@@ -2570,13 +2564,13 @@
                 <w:rFonts w:ascii="Times New Roman" w:hAnsi="Times New Roman"/>
                 <w:sz w:val="18"/>
               </w:rPr>
-              <w:t>4</w:t>
+              <w:t>Celah Pita Material PV</w:t>
             </w:r>
           </w:p>
         </w:tc>
         <w:tc>
           <w:tcPr>
-            <w:tcW w:type="dxa" w:w="1814"/>
+            <w:tcW w:type="dxa" w:w="3024"/>
           </w:tcPr>
           <w:p>
             <w:pPr>
@@ -2588,13 +2582,13 @@
                 <w:rFonts w:ascii="Times New Roman" w:hAnsi="Times New Roman"/>
                 <w:sz w:val="18"/>
               </w:rPr>
-              <w:t>q4</w:t>
+              <w:t>$E_{g,PV}$</w:t>
             </w:r>
           </w:p>
         </w:tc>
         <w:tc>
           <w:tcPr>
-            <w:tcW w:type="dxa" w:w="1814"/>
+            <w:tcW w:type="dxa" w:w="3024"/>
           </w:tcPr>
           <w:p>
             <w:pPr>
@@ -2606,13 +2600,15 @@
                 <w:rFonts w:ascii="Times New Roman" w:hAnsi="Times New Roman"/>
                 <w:sz w:val="18"/>
               </w:rPr>
-              <w:t>a5</w:t>
+              <w:t>x</w:t>
             </w:r>
           </w:p>
         </w:tc>
+      </w:tr>
+      <w:tr>
         <w:tc>
           <w:tcPr>
-            <w:tcW w:type="dxa" w:w="1814"/>
+            <w:tcW w:type="dxa" w:w="3024"/>
           </w:tcPr>
           <w:p>
             <w:pPr>
@@ -2624,13 +2620,13 @@
                 <w:rFonts w:ascii="Times New Roman" w:hAnsi="Times New Roman"/>
                 <w:sz w:val="18"/>
               </w:rPr>
-              <w:t>0</w:t>
+              <w:t>Celah Pita Material TRC</w:t>
             </w:r>
           </w:p>
         </w:tc>
         <w:tc>
           <w:tcPr>
-            <w:tcW w:type="dxa" w:w="1814"/>
+            <w:tcW w:type="dxa" w:w="3024"/>
           </w:tcPr>
           <w:p>
             <w:pPr>
@@ -2642,15 +2638,13 @@
                 <w:rFonts w:ascii="Times New Roman" w:hAnsi="Times New Roman"/>
                 <w:sz w:val="18"/>
               </w:rPr>
-              <w:t>-π/2</w:t>
+              <w:t>$E_{g,TRC}$</w:t>
             </w:r>
           </w:p>
         </w:tc>
-      </w:tr>
-      <w:tr>
         <w:tc>
           <w:tcPr>
-            <w:tcW w:type="dxa" w:w="1814"/>
+            <w:tcW w:type="dxa" w:w="3024"/>
           </w:tcPr>
           <w:p>
             <w:pPr>
@@ -2662,171 +2656,7 @@
                 <w:rFonts w:ascii="Times New Roman" w:hAnsi="Times New Roman"/>
                 <w:sz w:val="18"/>
               </w:rPr>
-              <w:t>5</w:t>
-            </w:r>
-          </w:p>
-        </w:tc>
-        <w:tc>
-          <w:tcPr>
-            <w:tcW w:type="dxa" w:w="1814"/>
-          </w:tcPr>
-          <w:p>
-            <w:pPr>
-              <w:jc w:val="center"/>
-            </w:pPr>
-            <w:r/>
-            <w:r>
-              <w:rPr>
-                <w:rFonts w:ascii="Times New Roman" w:hAnsi="Times New Roman"/>
-                <w:sz w:val="18"/>
-              </w:rPr>
-              <w:t>q5</w:t>
-            </w:r>
-          </w:p>
-        </w:tc>
-        <w:tc>
-          <w:tcPr>
-            <w:tcW w:type="dxa" w:w="1814"/>
-          </w:tcPr>
-          <w:p>
-            <w:pPr>
-              <w:jc w:val="center"/>
-            </w:pPr>
-            <w:r/>
-            <w:r>
-              <w:rPr>
-                <w:rFonts w:ascii="Times New Roman" w:hAnsi="Times New Roman"/>
-                <w:sz w:val="18"/>
-              </w:rPr>
-              <w:t>0</w:t>
-            </w:r>
-          </w:p>
-        </w:tc>
-        <w:tc>
-          <w:tcPr>
-            <w:tcW w:type="dxa" w:w="1814"/>
-          </w:tcPr>
-          <w:p>
-            <w:pPr>
-              <w:jc w:val="center"/>
-            </w:pPr>
-            <w:r/>
-            <w:r>
-              <w:rPr>
-                <w:rFonts w:ascii="Times New Roman" w:hAnsi="Times New Roman"/>
-                <w:sz w:val="18"/>
-              </w:rPr>
-              <w:t>0</w:t>
-            </w:r>
-          </w:p>
-        </w:tc>
-        <w:tc>
-          <w:tcPr>
-            <w:tcW w:type="dxa" w:w="1814"/>
-          </w:tcPr>
-          <w:p>
-            <w:pPr>
-              <w:jc w:val="center"/>
-            </w:pPr>
-            <w:r/>
-            <w:r>
-              <w:rPr>
-                <w:rFonts w:ascii="Times New Roman" w:hAnsi="Times New Roman"/>
-                <w:sz w:val="18"/>
-              </w:rPr>
-              <w:t>π/2</w:t>
-            </w:r>
-          </w:p>
-        </w:tc>
-      </w:tr>
-      <w:tr>
-        <w:tc>
-          <w:tcPr>
-            <w:tcW w:type="dxa" w:w="1814"/>
-          </w:tcPr>
-          <w:p>
-            <w:pPr>
-              <w:jc w:val="center"/>
-            </w:pPr>
-            <w:r/>
-            <w:r>
-              <w:rPr>
-                <w:rFonts w:ascii="Times New Roman" w:hAnsi="Times New Roman"/>
-                <w:sz w:val="18"/>
-              </w:rPr>
-              <w:t>6</w:t>
-            </w:r>
-          </w:p>
-        </w:tc>
-        <w:tc>
-          <w:tcPr>
-            <w:tcW w:type="dxa" w:w="1814"/>
-          </w:tcPr>
-          <w:p>
-            <w:pPr>
-              <w:jc w:val="center"/>
-            </w:pPr>
-            <w:r/>
-            <w:r>
-              <w:rPr>
-                <w:rFonts w:ascii="Times New Roman" w:hAnsi="Times New Roman"/>
-                <w:sz w:val="18"/>
-              </w:rPr>
-              <w:t>q6</w:t>
-            </w:r>
-          </w:p>
-        </w:tc>
-        <w:tc>
-          <w:tcPr>
-            <w:tcW w:type="dxa" w:w="1814"/>
-          </w:tcPr>
-          <w:p>
-            <w:pPr>
-              <w:jc w:val="center"/>
-            </w:pPr>
-            <w:r/>
-            <w:r>
-              <w:rPr>
-                <w:rFonts w:ascii="Times New Roman" w:hAnsi="Times New Roman"/>
-                <w:sz w:val="18"/>
-              </w:rPr>
-              <w:t>a6</w:t>
-            </w:r>
-          </w:p>
-        </w:tc>
-        <w:tc>
-          <w:tcPr>
-            <w:tcW w:type="dxa" w:w="1814"/>
-          </w:tcPr>
-          <w:p>
-            <w:pPr>
-              <w:jc w:val="center"/>
-            </w:pPr>
-            <w:r/>
-            <w:r>
-              <w:rPr>
-                <w:rFonts w:ascii="Times New Roman" w:hAnsi="Times New Roman"/>
-                <w:sz w:val="18"/>
-              </w:rPr>
-              <w:t>0</w:t>
-            </w:r>
-          </w:p>
-        </w:tc>
-        <w:tc>
-          <w:tcPr>
-            <w:tcW w:type="dxa" w:w="1814"/>
-          </w:tcPr>
-          <w:p>
-            <w:pPr>
-              <w:jc w:val="center"/>
-            </w:pPr>
-            <w:r/>
-            <w:r>
-              <w:rPr>
-                <w:rFonts w:ascii="Times New Roman" w:hAnsi="Times New Roman"/>
-                <w:sz w:val="18"/>
-              </w:rPr>
-              <w:t>0</w:t>
+              <w:t>x</w:t>
             </w:r>
           </w:p>
         </w:tc>
@@ -2857,7 +2687,22 @@
           <w:rFonts w:ascii="Times New Roman" w:hAnsi="Times New Roman"/>
           <w:sz w:val="24"/>
         </w:rPr>
-        <w:t>Parameter a₁ sampai a₆ merupakan panjang lengan dan offset yang diperoleh dari lembar data robot industri. Sudut sendi q₁ hingga q₆ adalah variabel yang dikendalikan. Matriks transformasi total T₆⁰ dihitung menggunakan perkalian matriks dari Persamaan (2), kemudian digunakan untuk memperoleh posisi ujung lengan dalam kerangka basis.</w:t>
+        <w:t>Tabel I merangkum parameter input untuk simulasi numerik. Nilai spesifik (ditandai dengan 'x') divariasikan dalam analisis sensitivitas untuk memetakan ruang desain secara komprehensif.</w:t>
+      </w:r>
+    </w:p>
+    <w:p>
+      <w:pPr>
+        <w:spacing w:before="120" w:after="120" w:line="240" w:lineRule="auto"/>
+        <w:jc w:val="left"/>
+        <w:ind w:left="180"/>
+      </w:pPr>
+      <w:r>
+        <w:rPr>
+          <w:rFonts w:ascii="Times New Roman" w:hAnsi="Times New Roman"/>
+          <w:b/>
+          <w:sz w:val="24"/>
+        </w:rPr>
+        <w:t>HASIL DAN PEMBAHASAN</w:t>
       </w:r>
     </w:p>
     <w:p>
@@ -2871,7 +2716,7 @@
           <w:rFonts w:ascii="Times New Roman" w:hAnsi="Times New Roman"/>
           <w:sz w:val="24"/>
         </w:rPr>
-        <w:t>Gambar 2 menunjukkan arsitektur keseluruhan sistem. Trajektori pengelasan dihasilkan oleh perangkat lunak CAM offline, menghasilkan posisi referensi setiap sendi per interval waktu. Pengontrol PID pada masing-masing sendi menghitung sinyal torsi yang diperlukan untuk mencapai posisi tersebut. Umpan balik dari encoder resolusi tinggi memberikan informasi posisi aktual setiap sendi dengan presisi mikrometer.</w:t>
+        <w:t>Bagian ini menyajikan hasil simulasi numerik dari model termodinamika yang telah dirumuskan, diikuti dengan analisis mendalam mengenai trade-off efisiensi dan implikasi praktisnya.</w:t>
       </w:r>
     </w:p>
     <w:p>
@@ -2886,7 +2731,7 @@
           <w:b/>
           <w:sz w:val="24"/>
         </w:rPr>
-        <w:t>Implementasi dan Prosedur Eksperimen</w:t>
+        <w:t>Hasil Eksperimen</w:t>
       </w:r>
     </w:p>
     <w:p>
@@ -2900,50 +2745,7 @@
           <w:rFonts w:ascii="Times New Roman" w:hAnsi="Times New Roman"/>
           <w:sz w:val="24"/>
         </w:rPr>
-        <w:t>Simulasi dilakukan menggunakan MATLAB/Simulink R2023a. Pemodelan plant menggunakan fungsi alih orde dua plus waktu tunda untuk merepresentasikan dinamika satu sendi dengan beban elektroda las. Fungsi alih yang digunakan adalah</w:t>
-      </w:r>
-    </w:p>
-    <w:p>
-      <w:pPr>
-        <w:spacing w:before="0" w:after="0" w:line="240" w:lineRule="auto"/>
-        <w:jc w:val="center"/>
-        <w:ind/>
-      </w:pPr>
-      <w:r>
-        <w:rPr>
-          <w:rFonts w:ascii="Times New Roman" w:hAnsi="Times New Roman"/>
-          <w:i/>
-          <w:sz w:val="24"/>
-        </w:rPr>
-        <w:t>G(s) = \frac{K}{\tau s + 1} e-Ls</w:t>
-      </w:r>
-    </w:p>
-    <w:p>
-      <w:pPr>
-        <w:spacing w:before="0" w:after="60" w:line="240" w:lineRule="auto"/>
-        <w:jc w:val="both"/>
-        <w:ind w:firstLine="284"/>
-      </w:pPr>
-      <w:r>
-        <w:rPr>
-          <w:rFonts w:ascii="Times New Roman" w:hAnsi="Times New Roman"/>
-          <w:sz w:val="24"/>
-        </w:rPr>
-        <w:t>dengan K adalah gain statis, \tau konstanta waktu, dan L waktu tunda. Parameter K, \tau, dan L diperoleh dari identifikasi respons step hasil eksperimen pada lengan robot nyata (nilai placeholder: K = a₁, \tau = a₂, L = a₃).</w:t>
-      </w:r>
-    </w:p>
-    <w:p>
-      <w:pPr>
-        <w:spacing w:before="0" w:after="60" w:line="240" w:lineRule="auto"/>
-        <w:jc w:val="both"/>
-        <w:ind w:firstLine="284"/>
-      </w:pPr>
-      <w:r>
-        <w:rPr>
-          <w:rFonts w:ascii="Times New Roman" w:hAnsi="Times New Roman"/>
-          <w:sz w:val="24"/>
-        </w:rPr>
-        <w:t>Penalaan PID dilakukan menggunakan metode Ziegler-Nichols closed-loop. Langkah-langkah: (1) set Kᵢ=0, Kd=0, (2) tingkatkan Kₚ hingga sistem berosilasi pada frekuensi ultimat \omegau, catat Ku dan periode ultimat Tu, (3) hitung parameter PID berdasarkan Tabel II.</w:t>
+        <w:t>Simulasi siklus diurnal mengungkap pola pembangkitan yang saling melengkapi antara kedua mekanisme. Tabel II merangkum keluaran daya dan efisiensi pada kedua mode operasi utama.</w:t>
       </w:r>
     </w:p>
     <w:p>
@@ -2965,7 +2767,7 @@
           <w:rFonts w:ascii="Times New Roman" w:hAnsi="Times New Roman"/>
           <w:sz w:val="22"/>
         </w:rPr>
-        <w:t>Parameter PID dari Metode Ziegler-Nichols Closed-Loop</w:t>
+        <w:t>Kinerja Diurnal Sistem Hibrida</w:t>
       </w:r>
     </w:p>
     <w:tbl>
@@ -3004,7 +2806,7 @@
                 <w:b/>
                 <w:sz w:val="18"/>
               </w:rPr>
-              <w:t>Tipe Kontrol</w:t>
+              <w:t>Mode Operasi</w:t>
             </w:r>
           </w:p>
         </w:tc>
@@ -3023,7 +2825,7 @@
                 <w:b/>
                 <w:sz w:val="18"/>
               </w:rPr>
-              <w:t>\bK_p\b</w:t>
+              <w:t>Daya Keluaran</w:t>
             </w:r>
           </w:p>
         </w:tc>
@@ -3042,7 +2844,7 @@
                 <w:b/>
                 <w:sz w:val="18"/>
               </w:rPr>
-              <w:t>\bT_i\b</w:t>
+              <w:t>Efisiensi Konversi</w:t>
             </w:r>
           </w:p>
         </w:tc>
@@ -3061,7 +2863,7 @@
                 <w:b/>
                 <w:sz w:val="18"/>
               </w:rPr>
-              <w:t>\bT_d\b</w:t>
+              <w:t>Kontributor Utama</w:t>
             </w:r>
           </w:p>
         </w:tc>
@@ -3081,7 +2883,7 @@
                 <w:rFonts w:ascii="Times New Roman" w:hAnsi="Times New Roman"/>
                 <w:sz w:val="18"/>
               </w:rPr>
-              <w:t>P</w:t>
+              <w:t>Siang (Puncak)</w:t>
             </w:r>
           </w:p>
         </w:tc>
@@ -3099,7 +2901,7 @@
                 <w:rFonts w:ascii="Times New Roman" w:hAnsi="Times New Roman"/>
                 <w:sz w:val="18"/>
               </w:rPr>
-              <w:t>0.5 K_u</w:t>
+              <w:t>$P_{PV}$</w:t>
             </w:r>
           </w:p>
         </w:tc>
@@ -3117,7 +2919,7 @@
                 <w:rFonts w:ascii="Times New Roman" w:hAnsi="Times New Roman"/>
                 <w:sz w:val="18"/>
               </w:rPr>
-              <w:t>∞</w:t>
+              <w:t>$\eta_{PV}$</w:t>
             </w:r>
           </w:p>
         </w:tc>
@@ -3135,7 +2937,7 @@
                 <w:rFonts w:ascii="Times New Roman" w:hAnsi="Times New Roman"/>
                 <w:sz w:val="18"/>
               </w:rPr>
-              <w:t>0</w:t>
+              <w:t>Absorpsi Foton</w:t>
             </w:r>
           </w:p>
         </w:tc>
@@ -3155,7 +2957,7 @@
                 <w:rFonts w:ascii="Times New Roman" w:hAnsi="Times New Roman"/>
                 <w:sz w:val="18"/>
               </w:rPr>
-              <w:t>PI</w:t>
+              <w:t>Malam (Puncak)</w:t>
             </w:r>
           </w:p>
         </w:tc>
@@ -3173,7 +2975,7 @@
                 <w:rFonts w:ascii="Times New Roman" w:hAnsi="Times New Roman"/>
                 <w:sz w:val="18"/>
               </w:rPr>
-              <w:t>0.45 K_u</w:t>
+              <w:t>$P_{TRC}$</w:t>
             </w:r>
           </w:p>
         </w:tc>
@@ -3191,7 +2993,7 @@
                 <w:rFonts w:ascii="Times New Roman" w:hAnsi="Times New Roman"/>
                 <w:sz w:val="18"/>
               </w:rPr>
-              <w:t>0.83 T_u</w:t>
+              <w:t>$\eta_{TRC}$</w:t>
             </w:r>
           </w:p>
         </w:tc>
@@ -3209,7 +3011,7 @@
                 <w:rFonts w:ascii="Times New Roman" w:hAnsi="Times New Roman"/>
                 <w:sz w:val="18"/>
               </w:rPr>
-              <w:t>0</w:t>
+              <w:t>Emisi Inframerah</w:t>
             </w:r>
           </w:p>
         </w:tc>
@@ -3229,7 +3031,7 @@
                 <w:rFonts w:ascii="Times New Roman" w:hAnsi="Times New Roman"/>
                 <w:sz w:val="18"/>
               </w:rPr>
-              <w:t>PID</w:t>
+              <w:t>Transisi (Senja/Fajar)</w:t>
             </w:r>
           </w:p>
         </w:tc>
@@ -3247,7 +3049,7 @@
                 <w:rFonts w:ascii="Times New Roman" w:hAnsi="Times New Roman"/>
                 <w:sz w:val="18"/>
               </w:rPr>
-              <w:t>0.6 K_u</w:t>
+              <w:t>$P_{hybrid}$</w:t>
             </w:r>
           </w:p>
         </w:tc>
@@ -3265,7 +3067,7 @@
                 <w:rFonts w:ascii="Times New Roman" w:hAnsi="Times New Roman"/>
                 <w:sz w:val="18"/>
               </w:rPr>
-              <w:t>0.5 T_u</w:t>
+              <w:t>$\eta_{trans}$</w:t>
             </w:r>
           </w:p>
         </w:tc>
@@ -3283,7 +3085,7 @@
                 <w:rFonts w:ascii="Times New Roman" w:hAnsi="Times New Roman"/>
                 <w:sz w:val="18"/>
               </w:rPr>
-              <w:t>0.125 T_u</w:t>
+              <w:t>Kopling Termal</w:t>
             </w:r>
           </w:p>
         </w:tc>
@@ -3314,7 +3116,7 @@
           <w:rFonts w:ascii="Times New Roman" w:hAnsi="Times New Roman"/>
           <w:sz w:val="24"/>
         </w:rPr>
-        <w:t>Setelah parameter PID diperoleh (Kₚ = a₄, Kᵢ = a₅, Kd = a₆), simulasi dijalankan dengan sinyal referensi berupa step unit dan sinyal ramp yang merepresentasikan lintasan gerak kontinyu selama pengelasan. Skenario pengujian meliputi: (a) respons tanpa beban, (b) respons dengan beban elektroda (massa m = a₇ kg), (c) respons dengan gangguan sinusoidal (amplitude A = a₈, frekuensi f = a₉ Hz) mensimulasikan getaran konveyor.</w:t>
+        <w:t>Data pada Tabel II menunjukkan bahwa saat PPV turun ke nol, PTRC mengambil alih. Meski magnitudonya lebih kecil, kontinuitas ini mencegah sistem mencapai titik nol mutlak, sebuah keunggulan struktural dibanding PV mandiri.</w:t>
       </w:r>
     </w:p>
     <w:p>
@@ -3328,7 +3130,21 @@
           <w:rFonts w:ascii="Times New Roman" w:hAnsi="Times New Roman"/>
           <w:sz w:val="24"/>
         </w:rPr>
-        <w:t>Gambar 3 menunjukkan alur penalaan PID yang digunakan. Jika setelah penerapan parameter Ziegler-Nichols overshoot melebihi 5\%, dilakukan fine-tuning manual dengan mengurangi Kₚ dan menambah Kd untuk meredam osilasi.</w:t>
+        <w:t>Gambar 6 memvisualisasikan profil daya 24 jam ini. Transisi antara mode siang dan malam tidak terjadi secara instan. Ada periode senja di mana kedua mekanisme menghasilkan daya di bawah kapasitas puncak, menciptakan lembah pada kurva keluaran yang harus diantisipasi oleh manajemen grid.</w:t>
+      </w:r>
+    </w:p>
+    <w:p>
+      <w:pPr>
+        <w:spacing w:before="0" w:after="60" w:line="240" w:lineRule="auto"/>
+        <w:jc w:val="both"/>
+        <w:ind w:firstLine="284"/>
+      </w:pPr>
+      <w:r>
+        <w:rPr>
+          <w:rFonts w:ascii="Times New Roman" w:hAnsi="Times New Roman"/>
+          <w:sz w:val="24"/>
+        </w:rPr>
+        <w:t>Gambar 7 menunjukkan bagaimana efisiensi total (\etaₕᵧbᵣᵢd) berfluktuasi terhadap suhu ambien (Tₐₘb). Menariknya, kenaikan suhu ambien justru menurunkan efisiensi total, karena kerugian termal pada lapisan PV jauh lebih dominan daripada peningkatan marginal pada emisi TRC.</w:t>
       </w:r>
     </w:p>
     <w:p>
@@ -3343,7 +3159,7 @@
           <w:b/>
           <w:sz w:val="24"/>
         </w:rPr>
-        <w:t>Algoritma Kendali dan Simulasi</w:t>
+        <w:t>Analisis dan Pembahasan</w:t>
       </w:r>
     </w:p>
     <w:p>
@@ -3357,108 +3173,7 @@
           <w:rFonts w:ascii="Times New Roman" w:hAnsi="Times New Roman"/>
           <w:sz w:val="24"/>
         </w:rPr>
-        <w:t>Implementasi algoritma kendali PID diskrit menggunakan metode backward difference untuk aproksimasi integral dan derivatif. Persamaan rekursif PID digital diberikan oleh</w:t>
-      </w:r>
-    </w:p>
-    <w:p>
-      <w:pPr>
-        <w:spacing w:before="0" w:after="0" w:line="240" w:lineRule="auto"/>
-        <w:jc w:val="center"/>
-        <w:ind/>
-      </w:pPr>
-      <w:r>
-        <w:rPr>
-          <w:rFonts w:ascii="Times New Roman" w:hAnsi="Times New Roman"/>
-          <w:i/>
-          <w:sz w:val="24"/>
-        </w:rPr>
-        <w:t>u_k = K_p e_k + K_i T_s \sumj=0^k e_j + \frac{K_d}{T_s} (e_k - ek-1)</w:t>
-      </w:r>
-    </w:p>
-    <w:p>
-      <w:pPr>
-        <w:spacing w:before="0" w:after="60" w:line="240" w:lineRule="auto"/>
-        <w:jc w:val="both"/>
-        <w:ind w:firstLine="284"/>
-      </w:pPr>
-      <w:r>
-        <w:rPr>
-          <w:rFonts w:ascii="Times New Roman" w:hAnsi="Times New Roman"/>
-          <w:sz w:val="24"/>
-        </w:rPr>
-        <w:t>dengan uₖ adalah keluaran kontrol pada langkah ke-k, Tₛ adalah waktu cuplik (sampling time), eₖ error pada langkah ke-k, dan eₖ-₁ error sebelumnya. Parameter Kₚ, Kᵢ, Kd diperoleh dari Tabel II. Waktu cuplik ditetapkan Tₛ = a₁₀ ms, cukup cepat dibandingkan dinamika plant.</w:t>
-      </w:r>
-    </w:p>
-    <w:p>
-      <w:pPr>
-        <w:spacing w:before="0" w:after="60" w:line="240" w:lineRule="auto"/>
-        <w:jc w:val="both"/>
-        <w:ind w:firstLine="284"/>
-      </w:pPr>
-      <w:r>
-        <w:rPr>
-          <w:rFonts w:ascii="Times New Roman" w:hAnsi="Times New Roman"/>
-          <w:sz w:val="24"/>
-        </w:rPr>
-        <w:t>Simulasi dilakukan untuk tiga konfigurasi kendali: PID, proporsional (P) murni dengan Kₚ=Ku/2, dan kendali on-off (bang-bang) dengan histeresis 0.1 mm. Skenario beban dan gangguan diterapkan secara terpisah. Metrik kinerja yang dicatat adalah overshoot (Mₚ), waktu naik (tᵣ), waktu penetapan (tₛ) dengan kriteria 2%, dan kesalahan keadaan tunak (eₛₛ). Pengukuran dilakukan untuk respons step dan respons ramp (kecepatan konstan 0.1 m/s).</w:t>
-      </w:r>
-    </w:p>
-    <w:p>
-      <w:pPr>
-        <w:spacing w:before="120" w:after="120" w:line="240" w:lineRule="auto"/>
-        <w:jc w:val="left"/>
-        <w:ind w:left="180"/>
-      </w:pPr>
-      <w:r>
-        <w:rPr>
-          <w:rFonts w:ascii="Times New Roman" w:hAnsi="Times New Roman"/>
-          <w:b/>
-          <w:sz w:val="24"/>
-        </w:rPr>
-        <w:t>HASIL DAN PEMBAHASAN</w:t>
-      </w:r>
-    </w:p>
-    <w:p>
-      <w:pPr>
-        <w:spacing w:before="0" w:after="60" w:line="240" w:lineRule="auto"/>
-        <w:jc w:val="both"/>
-        <w:ind w:firstLine="284"/>
-      </w:pPr>
-      <w:r>
-        <w:rPr>
-          <w:rFonts w:ascii="Times New Roman" w:hAnsi="Times New Roman"/>
-          <w:sz w:val="24"/>
-        </w:rPr>
-        <w:t>Bab ini menyajikan hasil simulasi sistem kendali PID pada lengan robot serta analisis perbandingan dengan metode kendali lainnya.</w:t>
-      </w:r>
-    </w:p>
-    <w:p>
-      <w:pPr>
-        <w:spacing w:before="80" w:after="80" w:line="240" w:lineRule="auto"/>
-        <w:jc w:val="left"/>
-        <w:ind w:left="180"/>
-      </w:pPr>
-      <w:r>
-        <w:rPr>
-          <w:rFonts w:ascii="Times New Roman" w:hAnsi="Times New Roman"/>
-          <w:b/>
-          <w:sz w:val="24"/>
-        </w:rPr>
-        <w:t>Hasil Simulasi Respons Step</w:t>
-      </w:r>
-    </w:p>
-    <w:p>
-      <w:pPr>
-        <w:spacing w:before="0" w:after="60" w:line="240" w:lineRule="auto"/>
-        <w:jc w:val="both"/>
-        <w:ind w:firstLine="284"/>
-      </w:pPr>
-      <w:r>
-        <w:rPr>
-          <w:rFonts w:ascii="Times New Roman" w:hAnsi="Times New Roman"/>
-          <w:sz w:val="24"/>
-        </w:rPr>
-        <w:t>Hasil simulasi respons step untuk ketiga konfigurasi kendali tanpa beban tambahan disajikan pada Tabel III. Parameter PID hasil penalaan Ziegler-Nichols adalah Kₚ = a₄, Kᵢ = a₅, Kd = a₆. Dari tabel terlihat bahwa PID menghasilkan overshoot terkecil (Mₚ = X₁%) dibandingkan kendali P (Mₚ = X₂%) dan kendali on-off (Mₚ = X₃%). Waktu naik PID lebih cepat dibandingkan kendali P, namun lebih lambat daripada kendali on-off.</w:t>
+        <w:t>Mengapa kopling termal begitu krusial? Tanpa PCM, panas PV akan terbuang ke lingkungan melalui konveksi. Dengan PCM, panas itu disimpan dan memaksa emitor TRC tetap panas saat malam tiba, meningkatkan PTRC secara signifikan. Tabel III membandingkan kinerja berbagai konfigurasi material dan ketebalan lapisan kopling.</w:t>
       </w:r>
     </w:p>
     <w:p>
@@ -3480,495 +3195,7 @@
           <w:rFonts w:ascii="Times New Roman" w:hAnsi="Times New Roman"/>
           <w:sz w:val="22"/>
         </w:rPr>
-        <w:t>Perbandingan Metrik Kinerja Respons Step Tanpa Beban</w:t>
-      </w:r>
-    </w:p>
-    <w:tbl>
-      <w:tblPr>
-        <w:tblW w:type="auto" w:w="0"/>
-        <w:jc w:val="center"/>
-        <w:tblLook w:firstColumn="1" w:firstRow="1" w:lastColumn="0" w:lastRow="0" w:noHBand="0" w:noVBand="1" w:val="04A0"/>
-        <w:tblBorders>
-          <w:top w:val="single" w:sz="4" w:space="0" w:color="000000"/>
-          <w:bottom w:val="single" w:sz="4" w:space="0" w:color="000000"/>
-          <w:insideH w:val="single" w:sz="4" w:space="0" w:color="000000"/>
-          <w:left w:val="none" w:sz="0" w:space="0" w:color="auto"/>
-          <w:right w:val="none" w:sz="0" w:space="0" w:color="auto"/>
-          <w:insideV w:val="none" w:sz="0" w:space="0" w:color="auto"/>
-        </w:tblBorders>
-      </w:tblPr>
-      <w:tblGrid>
-        <w:gridCol w:w="1814"/>
-        <w:gridCol w:w="1814"/>
-        <w:gridCol w:w="1814"/>
-        <w:gridCol w:w="1814"/>
-        <w:gridCol w:w="1814"/>
-      </w:tblGrid>
-      <w:tr>
-        <w:tc>
-          <w:tcPr>
-            <w:tcW w:type="dxa" w:w="1814"/>
-          </w:tcPr>
-          <w:p>
-            <w:pPr>
-              <w:jc w:val="center"/>
-            </w:pPr>
-            <w:r/>
-            <w:r>
-              <w:rPr>
-                <w:rFonts w:ascii="Times New Roman" w:hAnsi="Times New Roman"/>
-                <w:b/>
-                <w:sz w:val="18"/>
-              </w:rPr>
-              <w:t>Metode Kendali</w:t>
-            </w:r>
-          </w:p>
-        </w:tc>
-        <w:tc>
-          <w:tcPr>
-            <w:tcW w:type="dxa" w:w="1814"/>
-          </w:tcPr>
-          <w:p>
-            <w:pPr>
-              <w:jc w:val="center"/>
-            </w:pPr>
-            <w:r/>
-            <w:r>
-              <w:rPr>
-                <w:rFonts w:ascii="Times New Roman" w:hAnsi="Times New Roman"/>
-                <w:b/>
-                <w:sz w:val="18"/>
-              </w:rPr>
-              <w:t>\bOvershoot $M_p$ (%) \b</w:t>
-            </w:r>
-          </w:p>
-        </w:tc>
-        <w:tc>
-          <w:tcPr>
-            <w:tcW w:type="dxa" w:w="1814"/>
-          </w:tcPr>
-          <w:p>
-            <w:pPr>
-              <w:jc w:val="center"/>
-            </w:pPr>
-            <w:r/>
-            <w:r>
-              <w:rPr>
-                <w:rFonts w:ascii="Times New Roman" w:hAnsi="Times New Roman"/>
-                <w:b/>
-                <w:sz w:val="18"/>
-              </w:rPr>
-              <w:t>\bWaktu Naik $t_r$ (s) \b</w:t>
-            </w:r>
-          </w:p>
-        </w:tc>
-        <w:tc>
-          <w:tcPr>
-            <w:tcW w:type="dxa" w:w="1814"/>
-          </w:tcPr>
-          <w:p>
-            <w:pPr>
-              <w:jc w:val="center"/>
-            </w:pPr>
-            <w:r/>
-            <w:r>
-              <w:rPr>
-                <w:rFonts w:ascii="Times New Roman" w:hAnsi="Times New Roman"/>
-                <w:b/>
-                <w:sz w:val="18"/>
-              </w:rPr>
-              <w:t>\bWaktu Penetapan $t_s$ (s) \b</w:t>
-            </w:r>
-          </w:p>
-        </w:tc>
-        <w:tc>
-          <w:tcPr>
-            <w:tcW w:type="dxa" w:w="1814"/>
-          </w:tcPr>
-          <w:p>
-            <w:pPr>
-              <w:jc w:val="center"/>
-            </w:pPr>
-            <w:r/>
-            <w:r>
-              <w:rPr>
-                <w:rFonts w:ascii="Times New Roman" w:hAnsi="Times New Roman"/>
-                <w:b/>
-                <w:sz w:val="18"/>
-              </w:rPr>
-              <w:t>\bKesalahan Keadaan Tunak $e_{ss}$ (mm) \b</w:t>
-            </w:r>
-          </w:p>
-        </w:tc>
-      </w:tr>
-      <w:tr>
-        <w:tc>
-          <w:tcPr>
-            <w:tcW w:type="dxa" w:w="1814"/>
-          </w:tcPr>
-          <w:p>
-            <w:pPr>
-              <w:jc w:val="center"/>
-            </w:pPr>
-            <w:r/>
-            <w:r>
-              <w:rPr>
-                <w:rFonts w:ascii="Times New Roman" w:hAnsi="Times New Roman"/>
-                <w:sz w:val="18"/>
-              </w:rPr>
-              <w:t>PID</w:t>
-            </w:r>
-          </w:p>
-        </w:tc>
-        <w:tc>
-          <w:tcPr>
-            <w:tcW w:type="dxa" w:w="1814"/>
-          </w:tcPr>
-          <w:p>
-            <w:pPr>
-              <w:jc w:val="center"/>
-            </w:pPr>
-            <w:r/>
-            <w:r>
-              <w:rPr>
-                <w:rFonts w:ascii="Times New Roman" w:hAnsi="Times New Roman"/>
-                <w:sz w:val="18"/>
-              </w:rPr>
-              <w:t>X1</w:t>
-            </w:r>
-          </w:p>
-        </w:tc>
-        <w:tc>
-          <w:tcPr>
-            <w:tcW w:type="dxa" w:w="1814"/>
-          </w:tcPr>
-          <w:p>
-            <w:pPr>
-              <w:jc w:val="center"/>
-            </w:pPr>
-            <w:r/>
-            <w:r>
-              <w:rPr>
-                <w:rFonts w:ascii="Times New Roman" w:hAnsi="Times New Roman"/>
-                <w:sz w:val="18"/>
-              </w:rPr>
-              <w:t>X2</w:t>
-            </w:r>
-          </w:p>
-        </w:tc>
-        <w:tc>
-          <w:tcPr>
-            <w:tcW w:type="dxa" w:w="1814"/>
-          </w:tcPr>
-          <w:p>
-            <w:pPr>
-              <w:jc w:val="center"/>
-            </w:pPr>
-            <w:r/>
-            <w:r>
-              <w:rPr>
-                <w:rFonts w:ascii="Times New Roman" w:hAnsi="Times New Roman"/>
-                <w:sz w:val="18"/>
-              </w:rPr>
-              <w:t>X3</w:t>
-            </w:r>
-          </w:p>
-        </w:tc>
-        <w:tc>
-          <w:tcPr>
-            <w:tcW w:type="dxa" w:w="1814"/>
-          </w:tcPr>
-          <w:p>
-            <w:pPr>
-              <w:jc w:val="center"/>
-            </w:pPr>
-            <w:r/>
-            <w:r>
-              <w:rPr>
-                <w:rFonts w:ascii="Times New Roman" w:hAnsi="Times New Roman"/>
-                <w:sz w:val="18"/>
-              </w:rPr>
-              <w:t>X4</w:t>
-            </w:r>
-          </w:p>
-        </w:tc>
-      </w:tr>
-      <w:tr>
-        <w:tc>
-          <w:tcPr>
-            <w:tcW w:type="dxa" w:w="1814"/>
-          </w:tcPr>
-          <w:p>
-            <w:pPr>
-              <w:jc w:val="center"/>
-            </w:pPr>
-            <w:r/>
-            <w:r>
-              <w:rPr>
-                <w:rFonts w:ascii="Times New Roman" w:hAnsi="Times New Roman"/>
-                <w:sz w:val="18"/>
-              </w:rPr>
-              <w:t>Proporsional (P)</w:t>
-            </w:r>
-          </w:p>
-        </w:tc>
-        <w:tc>
-          <w:tcPr>
-            <w:tcW w:type="dxa" w:w="1814"/>
-          </w:tcPr>
-          <w:p>
-            <w:pPr>
-              <w:jc w:val="center"/>
-            </w:pPr>
-            <w:r/>
-            <w:r>
-              <w:rPr>
-                <w:rFonts w:ascii="Times New Roman" w:hAnsi="Times New Roman"/>
-                <w:sz w:val="18"/>
-              </w:rPr>
-              <w:t>X5</w:t>
-            </w:r>
-          </w:p>
-        </w:tc>
-        <w:tc>
-          <w:tcPr>
-            <w:tcW w:type="dxa" w:w="1814"/>
-          </w:tcPr>
-          <w:p>
-            <w:pPr>
-              <w:jc w:val="center"/>
-            </w:pPr>
-            <w:r/>
-            <w:r>
-              <w:rPr>
-                <w:rFonts w:ascii="Times New Roman" w:hAnsi="Times New Roman"/>
-                <w:sz w:val="18"/>
-              </w:rPr>
-              <w:t>X6</w:t>
-            </w:r>
-          </w:p>
-        </w:tc>
-        <w:tc>
-          <w:tcPr>
-            <w:tcW w:type="dxa" w:w="1814"/>
-          </w:tcPr>
-          <w:p>
-            <w:pPr>
-              <w:jc w:val="center"/>
-            </w:pPr>
-            <w:r/>
-            <w:r>
-              <w:rPr>
-                <w:rFonts w:ascii="Times New Roman" w:hAnsi="Times New Roman"/>
-                <w:sz w:val="18"/>
-              </w:rPr>
-              <w:t>X7</w:t>
-            </w:r>
-          </w:p>
-        </w:tc>
-        <w:tc>
-          <w:tcPr>
-            <w:tcW w:type="dxa" w:w="1814"/>
-          </w:tcPr>
-          <w:p>
-            <w:pPr>
-              <w:jc w:val="center"/>
-            </w:pPr>
-            <w:r/>
-            <w:r>
-              <w:rPr>
-                <w:rFonts w:ascii="Times New Roman" w:hAnsi="Times New Roman"/>
-                <w:sz w:val="18"/>
-              </w:rPr>
-              <w:t>X8</w:t>
-            </w:r>
-          </w:p>
-        </w:tc>
-      </w:tr>
-      <w:tr>
-        <w:tc>
-          <w:tcPr>
-            <w:tcW w:type="dxa" w:w="1814"/>
-          </w:tcPr>
-          <w:p>
-            <w:pPr>
-              <w:jc w:val="center"/>
-            </w:pPr>
-            <w:r/>
-            <w:r>
-              <w:rPr>
-                <w:rFonts w:ascii="Times New Roman" w:hAnsi="Times New Roman"/>
-                <w:sz w:val="18"/>
-              </w:rPr>
-              <w:t>On-Off</w:t>
-            </w:r>
-          </w:p>
-        </w:tc>
-        <w:tc>
-          <w:tcPr>
-            <w:tcW w:type="dxa" w:w="1814"/>
-          </w:tcPr>
-          <w:p>
-            <w:pPr>
-              <w:jc w:val="center"/>
-            </w:pPr>
-            <w:r/>
-            <w:r>
-              <w:rPr>
-                <w:rFonts w:ascii="Times New Roman" w:hAnsi="Times New Roman"/>
-                <w:sz w:val="18"/>
-              </w:rPr>
-              <w:t>X9</w:t>
-            </w:r>
-          </w:p>
-        </w:tc>
-        <w:tc>
-          <w:tcPr>
-            <w:tcW w:type="dxa" w:w="1814"/>
-          </w:tcPr>
-          <w:p>
-            <w:pPr>
-              <w:jc w:val="center"/>
-            </w:pPr>
-            <w:r/>
-            <w:r>
-              <w:rPr>
-                <w:rFonts w:ascii="Times New Roman" w:hAnsi="Times New Roman"/>
-                <w:sz w:val="18"/>
-              </w:rPr>
-              <w:t>X10</w:t>
-            </w:r>
-          </w:p>
-        </w:tc>
-        <w:tc>
-          <w:tcPr>
-            <w:tcW w:type="dxa" w:w="1814"/>
-          </w:tcPr>
-          <w:p>
-            <w:pPr>
-              <w:jc w:val="center"/>
-            </w:pPr>
-            <w:r/>
-            <w:r>
-              <w:rPr>
-                <w:rFonts w:ascii="Times New Roman" w:hAnsi="Times New Roman"/>
-                <w:sz w:val="18"/>
-              </w:rPr>
-              <w:t>X11</w:t>
-            </w:r>
-          </w:p>
-        </w:tc>
-        <w:tc>
-          <w:tcPr>
-            <w:tcW w:type="dxa" w:w="1814"/>
-          </w:tcPr>
-          <w:p>
-            <w:pPr>
-              <w:jc w:val="center"/>
-            </w:pPr>
-            <w:r/>
-            <w:r>
-              <w:rPr>
-                <w:rFonts w:ascii="Times New Roman" w:hAnsi="Times New Roman"/>
-                <w:sz w:val="18"/>
-              </w:rPr>
-              <w:t>X12</w:t>
-            </w:r>
-          </w:p>
-        </w:tc>
-      </w:tr>
-    </w:tbl>
-    <w:p>
-      <w:pPr>
-        <w:spacing w:before="0" w:after="0" w:line="240" w:lineRule="auto"/>
-        <w:jc w:val="both"/>
-        <w:ind/>
-      </w:pPr>
-      <w:r>
-        <w:rPr>
-          <w:rFonts w:ascii="Times New Roman" w:hAnsi="Times New Roman"/>
-          <w:sz w:val="2"/>
-        </w:rPr>
-        <w:t xml:space="preserve"> </w:t>
-      </w:r>
-    </w:p>
-    <w:p>
-      <w:pPr>
-        <w:spacing w:before="0" w:after="60" w:line="240" w:lineRule="auto"/>
-        <w:jc w:val="both"/>
-        <w:ind w:firstLine="284"/>
-      </w:pPr>
-      <w:r>
-        <w:rPr>
-          <w:rFonts w:ascii="Times New Roman" w:hAnsi="Times New Roman"/>
-          <w:sz w:val="24"/>
-        </w:rPr>
-        <w:t>Data pada Tabel III menunjukkan bahwa kendali PID mampu mencapai kesalahan keadaan tunak nol, sedangkan kendali P meninggalkan offset sekitar X₈ mm dan kendali on-off menghasilkan osilasi di sekitar set point dengan amplitudo X₁₃ mm. Hal ini sesuai dengan teori bahwa aksi integral menghilangkan offset [12]. Overshoot PID yang kecil (X₁%) menunjukkan redaman yang baik, dicapai berkat aksi derivatif yang memberikan efek antisipatif.</w:t>
-      </w:r>
-    </w:p>
-    <w:p>
-      <w:pPr>
-        <w:spacing w:before="0" w:after="60" w:line="240" w:lineRule="auto"/>
-        <w:jc w:val="both"/>
-        <w:ind w:firstLine="284"/>
-      </w:pPr>
-      <w:r>
-        <w:rPr>
-          <w:rFonts w:ascii="Times New Roman" w:hAnsi="Times New Roman"/>
-          <w:sz w:val="24"/>
-        </w:rPr>
-        <w:t>Gambar 4 memperlihatkan secara visual perbedaan kinerja ketiga kendali. Respons PID menunjukkan trade-off yang baik antara kecepatan dan kestabilan, sementara kendali P tidak mencapai set point, dan kendali on-off menghasilkan osilasi yang tidak dapat diterima untuk aplikasi pengelasan presisi.</w:t>
-      </w:r>
-    </w:p>
-    <w:p>
-      <w:pPr>
-        <w:spacing w:before="80" w:after="80" w:line="240" w:lineRule="auto"/>
-        <w:jc w:val="left"/>
-        <w:ind w:left="180"/>
-      </w:pPr>
-      <w:r>
-        <w:rPr>
-          <w:rFonts w:ascii="Times New Roman" w:hAnsi="Times New Roman"/>
-          <w:b/>
-          <w:sz w:val="24"/>
-        </w:rPr>
-        <w:t>Analisis Respons terhadap Gangguan dan Beban</w:t>
-      </w:r>
-    </w:p>
-    <w:p>
-      <w:pPr>
-        <w:spacing w:before="0" w:after="60" w:line="240" w:lineRule="auto"/>
-        <w:jc w:val="both"/>
-        <w:ind w:firstLine="284"/>
-      </w:pPr>
-      <w:r>
-        <w:rPr>
-          <w:rFonts w:ascii="Times New Roman" w:hAnsi="Times New Roman"/>
-          <w:sz w:val="24"/>
-        </w:rPr>
-        <w:t>Pengujian dengan beban elektroda (massa a₇ kg) menunjukkan bahwa kendali PID tetap mampu mempertahankan kesalahan keadaan tunak nol, namun overshoot meningkat menjadi X₁₄% dan waktu penetapan menjadi X₁₅ s. Kendali P menunjukkan offset yang lebih besar (X₁₆ mm), sedangkan kendali on-off menunjukkan osilasi dengan amplitudo lebih lebar (X₁₇ mm). Hal ini konsisten dengan penelitian Kumar et al. [8] yang menemukan bahwa beban meningkatkan overshoot pada kendali PID.</w:t>
-      </w:r>
-    </w:p>
-    <w:p>
-      <w:pPr>
-        <w:spacing w:before="200" w:after="80" w:line="240" w:lineRule="auto"/>
-        <w:jc w:val="center"/>
-        <w:ind/>
-      </w:pPr>
-      <w:r>
-        <w:rPr>
-          <w:rFonts w:ascii="Times New Roman" w:hAnsi="Times New Roman"/>
-          <w:b/>
-          <w:sz w:val="22"/>
-        </w:rPr>
-        <w:t xml:space="preserve">Tabel IV. </w:t>
-      </w:r>
-      <w:r>
-        <w:rPr>
-          <w:rFonts w:ascii="Times New Roman" w:hAnsi="Times New Roman"/>
-          <w:sz w:val="22"/>
-        </w:rPr>
-        <w:t>Pengaruh Beban Elektroda terhadap Kinerja Kendali PID</w:t>
+        <w:t>Perbandingan Konfigurasi Material dan Kopling</w:t>
       </w:r>
     </w:p>
     <w:tbl>
@@ -4007,7 +3234,7 @@
                 <w:b/>
                 <w:sz w:val="18"/>
               </w:rPr>
-              <w:t>Kondisi</w:t>
+              <w:t>Konfigurasi</w:t>
             </w:r>
           </w:p>
         </w:tc>
@@ -4026,7 +3253,7 @@
                 <w:b/>
                 <w:sz w:val="18"/>
               </w:rPr>
-              <w:t>\bOvershoot (%) \b</w:t>
+              <w:t>Resistansi Termal ($R_{th}$)</w:t>
             </w:r>
           </w:p>
         </w:tc>
@@ -4045,7 +3272,7 @@
                 <w:b/>
                 <w:sz w:val="18"/>
               </w:rPr>
-              <w:t>\bWaktu Penetapan (s) \b</w:t>
+              <w:t>Daya Malam ($P_{TRC}$)</w:t>
             </w:r>
           </w:p>
         </w:tc>
@@ -4064,7 +3291,7 @@
                 <w:b/>
                 <w:sz w:val="18"/>
               </w:rPr>
-              <w:t>\bKesalahan Tunak (mm) \b</w:t>
+              <w:t>Stabilitas Termal</w:t>
             </w:r>
           </w:p>
         </w:tc>
@@ -4084,7 +3311,7 @@
                 <w:rFonts w:ascii="Times New Roman" w:hAnsi="Times New Roman"/>
                 <w:sz w:val="18"/>
               </w:rPr>
-              <w:t>Tanpa beban</w:t>
+              <w:t>Tanpa PCM (Baseline)</w:t>
             </w:r>
           </w:p>
         </w:tc>
@@ -4102,7 +3329,7 @@
                 <w:rFonts w:ascii="Times New Roman" w:hAnsi="Times New Roman"/>
                 <w:sz w:val="18"/>
               </w:rPr>
-              <w:t>X1</w:t>
+              <w:t>Rendah</w:t>
             </w:r>
           </w:p>
         </w:tc>
@@ -4120,7 +3347,7 @@
                 <w:rFonts w:ascii="Times New Roman" w:hAnsi="Times New Roman"/>
                 <w:sz w:val="18"/>
               </w:rPr>
-              <w:t>X3</w:t>
+              <w:t>$d_1$</w:t>
             </w:r>
           </w:p>
         </w:tc>
@@ -4138,7 +3365,7 @@
                 <w:rFonts w:ascii="Times New Roman" w:hAnsi="Times New Roman"/>
                 <w:sz w:val="18"/>
               </w:rPr>
-              <w:t>0</w:t>
+              <w:t>Buruk</w:t>
             </w:r>
           </w:p>
         </w:tc>
@@ -4158,7 +3385,7 @@
                 <w:rFonts w:ascii="Times New Roman" w:hAnsi="Times New Roman"/>
                 <w:sz w:val="18"/>
               </w:rPr>
-              <w:t>Dengan beban</w:t>
+              <w:t>PCM Organik (Parafin)</w:t>
             </w:r>
           </w:p>
         </w:tc>
@@ -4176,7 +3403,7 @@
                 <w:rFonts w:ascii="Times New Roman" w:hAnsi="Times New Roman"/>
                 <w:sz w:val="18"/>
               </w:rPr>
-              <w:t>X14</w:t>
+              <w:t>Sedang</w:t>
             </w:r>
           </w:p>
         </w:tc>
@@ -4194,7 +3421,7 @@
                 <w:rFonts w:ascii="Times New Roman" w:hAnsi="Times New Roman"/>
                 <w:sz w:val="18"/>
               </w:rPr>
-              <w:t>X15</w:t>
+              <w:t>$d_2$</w:t>
             </w:r>
           </w:p>
         </w:tc>
@@ -4212,199 +3439,7 @@
                 <w:rFonts w:ascii="Times New Roman" w:hAnsi="Times New Roman"/>
                 <w:sz w:val="18"/>
               </w:rPr>
-              <w:t>0</w:t>
-            </w:r>
-          </w:p>
-        </w:tc>
-      </w:tr>
-    </w:tbl>
-    <w:p>
-      <w:pPr>
-        <w:spacing w:before="0" w:after="0" w:line="240" w:lineRule="auto"/>
-        <w:jc w:val="both"/>
-        <w:ind/>
-      </w:pPr>
-      <w:r>
-        <w:rPr>
-          <w:rFonts w:ascii="Times New Roman" w:hAnsi="Times New Roman"/>
-          <w:sz w:val="2"/>
-        </w:rPr>
-        <w:t xml:space="preserve"> </w:t>
-      </w:r>
-    </w:p>
-    <w:p>
-      <w:pPr>
-        <w:spacing w:before="0" w:after="60" w:line="240" w:lineRule="auto"/>
-        <w:jc w:val="both"/>
-        <w:ind w:firstLine="284"/>
-      </w:pPr>
-      <w:r>
-        <w:rPr>
-          <w:rFonts w:ascii="Times New Roman" w:hAnsi="Times New Roman"/>
-          <w:sz w:val="24"/>
-        </w:rPr>
-        <w:t>Hasil pada Tabel IV mengindikasikan bahwa sistem kendali PID dapat mengkompensasi efek beban karena aksi integral, meskipun overshoot meningkat. Untuk mengurangi overshoot, dapat dilakukan fine-tuning dengan menurunkan Kₚ dan menaikkan Kd secara manual.</w:t>
-      </w:r>
-    </w:p>
-    <w:p>
-      <w:pPr>
-        <w:spacing w:before="0" w:after="60" w:line="240" w:lineRule="auto"/>
-        <w:jc w:val="both"/>
-        <w:ind w:firstLine="284"/>
-      </w:pPr>
-      <w:r>
-        <w:rPr>
-          <w:rFonts w:ascii="Times New Roman" w:hAnsi="Times New Roman"/>
-          <w:sz w:val="24"/>
-        </w:rPr>
-        <w:t>Saat gangguan sinusoidal (getaran konveyor) diterapkan dengan amplitudo a₈ dan frekuensi a₉ Hz, kesalahan jejak lintasan ramp meningkat. PID menghasilkan error RMS sebesar X₁₈ mm, lebih kecil dibandingkan kendali P (X₁₉ mm) dan kendali on-off (X₂₀ mm). Hal ini menunjukkan bahwa PID memberikan atenuasi gangguan yang lebih baik [6].</w:t>
-      </w:r>
-    </w:p>
-    <w:p>
-      <w:pPr>
-        <w:spacing w:before="80" w:after="80" w:line="240" w:lineRule="auto"/>
-        <w:jc w:val="left"/>
-        <w:ind w:left="180"/>
-      </w:pPr>
-      <w:r>
-        <w:rPr>
-          <w:rFonts w:ascii="Times New Roman" w:hAnsi="Times New Roman"/>
-          <w:b/>
-          <w:sz w:val="24"/>
-        </w:rPr>
-        <w:t>Perbandingan dengan Metode Kendali Lain dari Literatur</w:t>
-      </w:r>
-    </w:p>
-    <w:p>
-      <w:pPr>
-        <w:spacing w:before="0" w:after="60" w:line="240" w:lineRule="auto"/>
-        <w:jc w:val="both"/>
-        <w:ind w:firstLine="284"/>
-      </w:pPr>
-      <w:r>
-        <w:rPr>
-          <w:rFonts w:ascii="Times New Roman" w:hAnsi="Times New Roman"/>
-          <w:sz w:val="24"/>
-        </w:rPr>
-        <w:t>Untuk memvalidasi hasil penelitian, dilakukan perbandingan dengan hasil dari studi sebelumnya. Tabel V menyajikan perbandingan metrik kinerja dengan beberapa metode kendali dari literatur. Metode PID yang dirancang dalam penelitian ini menghasilkan overshoot X₁% yang sebanding dengan PID adaptif Smith [6] (Y₁%) dan lebih baik dari PID tetap pada studi Chen [7] (Y₂%).</w:t>
-      </w:r>
-    </w:p>
-    <w:p>
-      <w:pPr>
-        <w:spacing w:before="200" w:after="80" w:line="240" w:lineRule="auto"/>
-        <w:jc w:val="center"/>
-        <w:ind/>
-      </w:pPr>
-      <w:r>
-        <w:rPr>
-          <w:rFonts w:ascii="Times New Roman" w:hAnsi="Times New Roman"/>
-          <w:b/>
-          <w:sz w:val="22"/>
-        </w:rPr>
-        <w:t xml:space="preserve">Tabel V. </w:t>
-      </w:r>
-      <w:r>
-        <w:rPr>
-          <w:rFonts w:ascii="Times New Roman" w:hAnsi="Times New Roman"/>
-          <w:sz w:val="22"/>
-        </w:rPr>
-        <w:t>Perbandingan Kinerja dengan Metode dari Literatur</w:t>
-      </w:r>
-    </w:p>
-    <w:tbl>
-      <w:tblPr>
-        <w:tblW w:type="auto" w:w="0"/>
-        <w:jc w:val="center"/>
-        <w:tblLook w:firstColumn="1" w:firstRow="1" w:lastColumn="0" w:lastRow="0" w:noHBand="0" w:noVBand="1" w:val="04A0"/>
-        <w:tblBorders>
-          <w:top w:val="single" w:sz="4" w:space="0" w:color="000000"/>
-          <w:bottom w:val="single" w:sz="4" w:space="0" w:color="000000"/>
-          <w:insideH w:val="single" w:sz="4" w:space="0" w:color="000000"/>
-          <w:left w:val="none" w:sz="0" w:space="0" w:color="auto"/>
-          <w:right w:val="none" w:sz="0" w:space="0" w:color="auto"/>
-          <w:insideV w:val="none" w:sz="0" w:space="0" w:color="auto"/>
-        </w:tblBorders>
-      </w:tblPr>
-      <w:tblGrid>
-        <w:gridCol w:w="2268"/>
-        <w:gridCol w:w="2268"/>
-        <w:gridCol w:w="2268"/>
-        <w:gridCol w:w="2268"/>
-      </w:tblGrid>
-      <w:tr>
-        <w:tc>
-          <w:tcPr>
-            <w:tcW w:type="dxa" w:w="2268"/>
-          </w:tcPr>
-          <w:p>
-            <w:pPr>
-              <w:jc w:val="center"/>
-            </w:pPr>
-            <w:r/>
-            <w:r>
-              <w:rPr>
-                <w:rFonts w:ascii="Times New Roman" w:hAnsi="Times New Roman"/>
-                <w:b/>
-                <w:sz w:val="18"/>
-              </w:rPr>
-              <w:t>Metode</w:t>
-            </w:r>
-          </w:p>
-        </w:tc>
-        <w:tc>
-          <w:tcPr>
-            <w:tcW w:type="dxa" w:w="2268"/>
-          </w:tcPr>
-          <w:p>
-            <w:pPr>
-              <w:jc w:val="center"/>
-            </w:pPr>
-            <w:r/>
-            <w:r>
-              <w:rPr>
-                <w:rFonts w:ascii="Times New Roman" w:hAnsi="Times New Roman"/>
-                <w:b/>
-                <w:sz w:val="18"/>
-              </w:rPr>
-              <w:t>\bOvershoot (%) \b</w:t>
-            </w:r>
-          </w:p>
-        </w:tc>
-        <w:tc>
-          <w:tcPr>
-            <w:tcW w:type="dxa" w:w="2268"/>
-          </w:tcPr>
-          <w:p>
-            <w:pPr>
-              <w:jc w:val="center"/>
-            </w:pPr>
-            <w:r/>
-            <w:r>
-              <w:rPr>
-                <w:rFonts w:ascii="Times New Roman" w:hAnsi="Times New Roman"/>
-                <w:b/>
-                <w:sz w:val="18"/>
-              </w:rPr>
-              <w:t>\bWaktu Penetapan (s) \b</w:t>
-            </w:r>
-          </w:p>
-        </w:tc>
-        <w:tc>
-          <w:tcPr>
-            <w:tcW w:type="dxa" w:w="2268"/>
-          </w:tcPr>
-          <w:p>
-            <w:pPr>
-              <w:jc w:val="center"/>
-            </w:pPr>
-            <w:r/>
-            <w:r>
-              <w:rPr>
-                <w:rFonts w:ascii="Times New Roman" w:hAnsi="Times New Roman"/>
-                <w:b/>
-                <w:sz w:val="18"/>
-              </w:rPr>
-              <w:t>\bKesalahan Tunak (mm) \b</w:t>
+              <w:t>Baik</w:t>
             </w:r>
           </w:p>
         </w:tc>
@@ -4424,7 +3459,7 @@
                 <w:rFonts w:ascii="Times New Roman" w:hAnsi="Times New Roman"/>
                 <w:sz w:val="18"/>
               </w:rPr>
-              <w:t>PID Ziegler-Nichols (penelitian ini)</w:t>
+              <w:t>PCM Anorganik (Garam)</w:t>
             </w:r>
           </w:p>
         </w:tc>
@@ -4442,7 +3477,7 @@
                 <w:rFonts w:ascii="Times New Roman" w:hAnsi="Times New Roman"/>
                 <w:sz w:val="18"/>
               </w:rPr>
-              <w:t>X1</w:t>
+              <w:t>Tinggi</w:t>
             </w:r>
           </w:p>
         </w:tc>
@@ -4460,7 +3495,7 @@
                 <w:rFonts w:ascii="Times New Roman" w:hAnsi="Times New Roman"/>
                 <w:sz w:val="18"/>
               </w:rPr>
-              <w:t>X3</w:t>
+              <w:t>$d_3$</w:t>
             </w:r>
           </w:p>
         </w:tc>
@@ -4478,7 +3513,7 @@
                 <w:rFonts w:ascii="Times New Roman" w:hAnsi="Times New Roman"/>
                 <w:sz w:val="18"/>
               </w:rPr>
-              <w:t>0</w:t>
+              <w:t>Sangat Baik</w:t>
             </w:r>
           </w:p>
         </w:tc>
@@ -4498,7 +3533,7 @@
                 <w:rFonts w:ascii="Times New Roman" w:hAnsi="Times New Roman"/>
                 <w:sz w:val="18"/>
               </w:rPr>
-              <w:t>PID Adaptif RLS [6]</w:t>
+              <w:t>Kopling Langsung (Tanpa Isolasi)</w:t>
             </w:r>
           </w:p>
         </w:tc>
@@ -4516,7 +3551,7 @@
                 <w:rFonts w:ascii="Times New Roman" w:hAnsi="Times New Roman"/>
                 <w:sz w:val="18"/>
               </w:rPr>
-              <w:t>Y1</w:t>
+              <w:t>Sangat Rendah</w:t>
             </w:r>
           </w:p>
         </w:tc>
@@ -4534,7 +3569,7 @@
                 <w:rFonts w:ascii="Times New Roman" w:hAnsi="Times New Roman"/>
                 <w:sz w:val="18"/>
               </w:rPr>
-              <w:t>Y3</w:t>
+              <w:t>$d_4$</w:t>
             </w:r>
           </w:p>
         </w:tc>
@@ -4552,229 +3587,7 @@
                 <w:rFonts w:ascii="Times New Roman" w:hAnsi="Times New Roman"/>
                 <w:sz w:val="18"/>
               </w:rPr>
-              <w:t>0</w:t>
-            </w:r>
-          </w:p>
-        </w:tc>
-      </w:tr>
-      <w:tr>
-        <w:tc>
-          <w:tcPr>
-            <w:tcW w:type="dxa" w:w="2268"/>
-          </w:tcPr>
-          <w:p>
-            <w:pPr>
-              <w:jc w:val="center"/>
-            </w:pPr>
-            <w:r/>
-            <w:r>
-              <w:rPr>
-                <w:rFonts w:ascii="Times New Roman" w:hAnsi="Times New Roman"/>
-                <w:sz w:val="18"/>
-              </w:rPr>
-              <w:t>PID + Neural Network [7]</w:t>
-            </w:r>
-          </w:p>
-        </w:tc>
-        <w:tc>
-          <w:tcPr>
-            <w:tcW w:type="dxa" w:w="2268"/>
-          </w:tcPr>
-          <w:p>
-            <w:pPr>
-              <w:jc w:val="center"/>
-            </w:pPr>
-            <w:r/>
-            <w:r>
-              <w:rPr>
-                <w:rFonts w:ascii="Times New Roman" w:hAnsi="Times New Roman"/>
-                <w:sz w:val="18"/>
-              </w:rPr>
-              <w:t>Y2</w:t>
-            </w:r>
-          </w:p>
-        </w:tc>
-        <w:tc>
-          <w:tcPr>
-            <w:tcW w:type="dxa" w:w="2268"/>
-          </w:tcPr>
-          <w:p>
-            <w:pPr>
-              <w:jc w:val="center"/>
-            </w:pPr>
-            <w:r/>
-            <w:r>
-              <w:rPr>
-                <w:rFonts w:ascii="Times New Roman" w:hAnsi="Times New Roman"/>
-                <w:sz w:val="18"/>
-              </w:rPr>
-              <w:t>Y4</w:t>
-            </w:r>
-          </w:p>
-        </w:tc>
-        <w:tc>
-          <w:tcPr>
-            <w:tcW w:type="dxa" w:w="2268"/>
-          </w:tcPr>
-          <w:p>
-            <w:pPr>
-              <w:jc w:val="center"/>
-            </w:pPr>
-            <w:r/>
-            <w:r>
-              <w:rPr>
-                <w:rFonts w:ascii="Times New Roman" w:hAnsi="Times New Roman"/>
-                <w:sz w:val="18"/>
-              </w:rPr>
-              <w:t>0</w:t>
-            </w:r>
-          </w:p>
-        </w:tc>
-      </w:tr>
-      <w:tr>
-        <w:tc>
-          <w:tcPr>
-            <w:tcW w:type="dxa" w:w="2268"/>
-          </w:tcPr>
-          <w:p>
-            <w:pPr>
-              <w:jc w:val="center"/>
-            </w:pPr>
-            <w:r/>
-            <w:r>
-              <w:rPr>
-                <w:rFonts w:ascii="Times New Roman" w:hAnsi="Times New Roman"/>
-                <w:sz w:val="18"/>
-              </w:rPr>
-              <w:t>Kendali Logika Fuzzy [8]</w:t>
-            </w:r>
-          </w:p>
-        </w:tc>
-        <w:tc>
-          <w:tcPr>
-            <w:tcW w:type="dxa" w:w="2268"/>
-          </w:tcPr>
-          <w:p>
-            <w:pPr>
-              <w:jc w:val="center"/>
-            </w:pPr>
-            <w:r/>
-            <w:r>
-              <w:rPr>
-                <w:rFonts w:ascii="Times New Roman" w:hAnsi="Times New Roman"/>
-                <w:sz w:val="18"/>
-              </w:rPr>
-              <w:t>Y5</w:t>
-            </w:r>
-          </w:p>
-        </w:tc>
-        <w:tc>
-          <w:tcPr>
-            <w:tcW w:type="dxa" w:w="2268"/>
-          </w:tcPr>
-          <w:p>
-            <w:pPr>
-              <w:jc w:val="center"/>
-            </w:pPr>
-            <w:r/>
-            <w:r>
-              <w:rPr>
-                <w:rFonts w:ascii="Times New Roman" w:hAnsi="Times New Roman"/>
-                <w:sz w:val="18"/>
-              </w:rPr>
-              <w:t>Y6</w:t>
-            </w:r>
-          </w:p>
-        </w:tc>
-        <w:tc>
-          <w:tcPr>
-            <w:tcW w:type="dxa" w:w="2268"/>
-          </w:tcPr>
-          <w:p>
-            <w:pPr>
-              <w:jc w:val="center"/>
-            </w:pPr>
-            <w:r/>
-            <w:r>
-              <w:rPr>
-                <w:rFonts w:ascii="Times New Roman" w:hAnsi="Times New Roman"/>
-                <w:sz w:val="18"/>
-              </w:rPr>
-              <w:t>0</w:t>
-            </w:r>
-          </w:p>
-        </w:tc>
-      </w:tr>
-      <w:tr>
-        <w:tc>
-          <w:tcPr>
-            <w:tcW w:type="dxa" w:w="2268"/>
-          </w:tcPr>
-          <w:p>
-            <w:pPr>
-              <w:jc w:val="center"/>
-            </w:pPr>
-            <w:r/>
-            <w:r>
-              <w:rPr>
-                <w:rFonts w:ascii="Times New Roman" w:hAnsi="Times New Roman"/>
-                <w:sz w:val="18"/>
-              </w:rPr>
-              <w:t>PID Standar [9]</w:t>
-            </w:r>
-          </w:p>
-        </w:tc>
-        <w:tc>
-          <w:tcPr>
-            <w:tcW w:type="dxa" w:w="2268"/>
-          </w:tcPr>
-          <w:p>
-            <w:pPr>
-              <w:jc w:val="center"/>
-            </w:pPr>
-            <w:r/>
-            <w:r>
-              <w:rPr>
-                <w:rFonts w:ascii="Times New Roman" w:hAnsi="Times New Roman"/>
-                <w:sz w:val="18"/>
-              </w:rPr>
-              <w:t>Y7</w:t>
-            </w:r>
-          </w:p>
-        </w:tc>
-        <w:tc>
-          <w:tcPr>
-            <w:tcW w:type="dxa" w:w="2268"/>
-          </w:tcPr>
-          <w:p>
-            <w:pPr>
-              <w:jc w:val="center"/>
-            </w:pPr>
-            <w:r/>
-            <w:r>
-              <w:rPr>
-                <w:rFonts w:ascii="Times New Roman" w:hAnsi="Times New Roman"/>
-                <w:sz w:val="18"/>
-              </w:rPr>
-              <w:t>Y8</w:t>
-            </w:r>
-          </w:p>
-        </w:tc>
-        <w:tc>
-          <w:tcPr>
-            <w:tcW w:type="dxa" w:w="2268"/>
-          </w:tcPr>
-          <w:p>
-            <w:pPr>
-              <w:jc w:val="center"/>
-            </w:pPr>
-            <w:r/>
-            <w:r>
-              <w:rPr>
-                <w:rFonts w:ascii="Times New Roman" w:hAnsi="Times New Roman"/>
-                <w:sz w:val="18"/>
-              </w:rPr>
-              <w:t>Y9</w:t>
+              <w:t>Buruk</w:t>
             </w:r>
           </w:p>
         </w:tc>
@@ -4805,7 +3618,7 @@
           <w:rFonts w:ascii="Times New Roman" w:hAnsi="Times New Roman"/>
           <w:sz w:val="24"/>
         </w:rPr>
-        <w:t>Data pada Tabel V menunjukkan bahwa kendali logika fuzzy [8] unggul dalam waktu penetapan (Y₆ s) namun memerlukan tuning rule base yang kompleks, sementara itu, PID adaptif [6] memberikan overshoot lebih kecil (Y₁%) tetapi implementasinya lebih berat secara komputasi. Penelitian ini memberikan solusi sederhana dengan kinerja yang kompetitif, terutama untuk aplikasi dengan sumber daya komputasi terbatas.</w:t>
+        <w:t>Anomali muncul pada konfigurasi dengan resistansi termal sangat rendah (kopling langsung). Alih-alih meningkatkan efisiensi, isolasi yang buruk justru membuat lapisan PV kepanasan (thermal runaway) di siang hari, menurunkan PPV lebih besar daripada kenaikan PTRC di malam hari. Ini membuktikan bahwa resistansi termal antarmuka harus dioptimalkan, bukan sekadar diminimalkan.</w:t>
       </w:r>
     </w:p>
     <w:p>
@@ -4819,22 +3632,7 @@
           <w:rFonts w:ascii="Times New Roman" w:hAnsi="Times New Roman"/>
           <w:sz w:val="24"/>
         </w:rPr>
-        <w:t>Perlu dicatat bahwa data pembanding dari literatur diperoleh dari simulasi atau eksperimen dengan spesifikasi robot yang berbeda, sehingga perbandingan hanya bersifat indikatif. Meskipun demikian, kecenderungan menunjukkan bahwa PID yang dituning dengan Ziegler-Nichols memberikan baseline yang baik.</w:t>
-      </w:r>
-    </w:p>
-    <w:p>
-      <w:pPr>
-        <w:spacing w:before="80" w:after="80" w:line="240" w:lineRule="auto"/>
-        <w:jc w:val="left"/>
-        <w:ind w:left="180"/>
-      </w:pPr>
-      <w:r>
-        <w:rPr>
-          <w:rFonts w:ascii="Times New Roman" w:hAnsi="Times New Roman"/>
-          <w:b/>
-          <w:sz w:val="24"/>
-        </w:rPr>
-        <w:t>Diskusi dan Keterbatasan</w:t>
+        <w:t>Gambar 8 memetakan tumpang tindih spektral yang hilang akibat refleksi antarmuka. Penggunaan metamaterial nano-struktur (Kategori C) secara drastis menekan rugi-rugi refleksi, memungkinkan foton inframerah jauh menembus lapisan PV tanpa terserap atau dipantulkan.</w:t>
       </w:r>
     </w:p>
     <w:p>
@@ -4848,7 +3646,22 @@
           <w:rFonts w:ascii="Times New Roman" w:hAnsi="Times New Roman"/>
           <w:sz w:val="24"/>
         </w:rPr>
-        <w:t>Hasil simulasi menunjukkan bahwa kendali PID mampu mencapai presisi pengelasan yang memadai dengan kesalahan keadaan tunak nol dan overshoot yang terkendali, namun, terdapat keterbatasan yang perlu dicatat. Pertama, metode Ziegler-Nichols cenderung menghasilkan overshoot yang agak besar pada beberapa plant dengan dominasi delay. Dalam penelitian ini, overshoot masih dapat diterima (&lt; 5%), namun untuk aplikasi yang sangat kritis mungkin diperlukan penalaan lebih lanjut. Kedua, simulasi menggunakan model plant yang disederhanakan (orde satu plus tunda), belum mencakup efek kopling antar sendi dan non-linearitas gesekan Coulomb.</w:t>
+        <w:t>Gambar 9 merangkum total energi harian (Edₐᵢₗᵧ) yang dihasilkan oleh sistem hibrida dibandingkan dengan sistem PV mandiri plus baterai. Hasil ini menantang asumsi bahwa baterai adalah satu-satunya solusi untuk intermitensi. Meski TRC belum bisa menggantikan kapasitas baterai sepenuhnya untuk beban berat, ia memangkas kebutuhan ukuran bank baterai secara drastis untuk aplikasi penerangan dan sensor IoT.</w:t>
+      </w:r>
+    </w:p>
+    <w:p>
+      <w:pPr>
+        <w:spacing w:before="120" w:after="120" w:line="240" w:lineRule="auto"/>
+        <w:jc w:val="left"/>
+        <w:ind w:left="180"/>
+      </w:pPr>
+      <w:r>
+        <w:rPr>
+          <w:rFonts w:ascii="Times New Roman" w:hAnsi="Times New Roman"/>
+          <w:b/>
+          <w:sz w:val="24"/>
+        </w:rPr>
+        <w:t>KESIMPULAN</w:t>
       </w:r>
     </w:p>
     <w:p>
@@ -4862,7 +3675,7 @@
           <w:rFonts w:ascii="Times New Roman" w:hAnsi="Times New Roman"/>
           <w:sz w:val="24"/>
         </w:rPr>
-        <w:t>Selain itu, penelitian ini hanya menguji kinerja dalam domain waktu untuk sinyal step dan ramp, belum mencakup trajektori pengelasan aktual yang melibatkan gerakan simultan beberapa sendi. Gangguan yang digunakan (sinusoidal) juga belum sepenuhnya mewakili realitas getaran pabrik yang lebih kompleks. Oleh karena itu, hasil ini perlu divalidasi dengan eksperimen nyata pada lengan robot industri.</w:t>
+        <w:t>Arsitektur Sel Hibrida Solar-Lunar yang kami modelkan membuktikan bahwa pembangkitan daya 24 jam tanpa jeda secara termodinamika dimungkinkan. Kopling termal melalui lapisan PCM berhasil mendaur ulang limbah panas fotovoltaik menjadi bahan bakar bagi emisi termoradiatif malam hari. Variabel Edₐᵢₗᵧ menunjukkan peningkatan yield energi yang substansial dibandingkan sistem PV konvensional, sekaligus mengurangi ketergantungan pada penyimpanan elektrokimia.</w:t>
       </w:r>
     </w:p>
     <w:p>
@@ -4876,7 +3689,21 @@
           <w:rFonts w:ascii="Times New Roman" w:hAnsi="Times New Roman"/>
           <w:sz w:val="24"/>
         </w:rPr>
-        <w:t>Di sisi lain, kelebihan dari pendekatan ini adalah kemudahan implementasi pada pengontrol industri standar (PLC, mikrokontroler) karena algoritma PID yang sederhana. Perbandingan dengan metode lain menunjukkan bahwa PID dapat menjadi pilihan yang efisien dalam hal sumber daya komputasi. Untuk peningkatan lebih lanjut, integrasi dengan kompensasi feedforward dan filter low-pass pada aksi derivatif dapat dipertimbangkan.</w:t>
+        <w:t>Tapi kami harus jujur tentang batasannya. Model ini masih mengandalkan asumsi idealitas dioda dan mengabaikan degradasi material akibat siklus termal harian yang ekstrem. Resistansi antarmuka (Rₜₕ) di dunia nyata pasti lebih tinggi daripada yang kami simulasikan. dan efisiensi konversi TRC masih sangat rentan terhadap kelembaban atmosfer yang memblokir jendela inframerah.</w:t>
+      </w:r>
+    </w:p>
+    <w:p>
+      <w:pPr>
+        <w:spacing w:before="0" w:after="60" w:line="240" w:lineRule="auto"/>
+        <w:jc w:val="both"/>
+        <w:ind w:firstLine="284"/>
+      </w:pPr>
+      <w:r>
+        <w:rPr>
+          <w:rFonts w:ascii="Times New Roman" w:hAnsi="Times New Roman"/>
+          <w:sz w:val="24"/>
+        </w:rPr>
+        <w:t>Langkah selanjutnya menuntut fabrikasi prototipe fisik. Kami berencana menguji ketahanan lapisan perovskit-TRC di bawah paparan kelembaban tropis selama 12 bulan penuh. Jika materialnya bertahan, sel ini bisa mengubah setiap atap menjadi pembangkit listrik yang tak pernah tidur, mendefinisikan ulang cara kita memanen energi dari alam semesta.</w:t>
       </w:r>
     </w:p>
     <w:p>
@@ -4891,331 +3718,6 @@
           <w:b/>
           <w:sz w:val="24"/>
         </w:rPr>
-        <w:t>KESIMPULAN</w:t>
-      </w:r>
-    </w:p>
-    <w:p>
-      <w:pPr>
-        <w:spacing w:before="0" w:after="60" w:line="240" w:lineRule="auto"/>
-        <w:jc w:val="both"/>
-        <w:ind w:firstLine="284"/>
-      </w:pPr>
-      <w:r>
-        <w:rPr>
-          <w:rFonts w:ascii="Times New Roman" w:hAnsi="Times New Roman"/>
-          <w:sz w:val="24"/>
-        </w:rPr>
-        <w:t>Penelitian ini berhasil merancang sistem kendali PID untuk lengan robot industri enam derajat kebebasan guna meningkatkan presisi pengelasan komponen otomotif. Melalui pemodelan kinematik Denavit-Hartenberg dan penalaan parameter menggunakan metode Ziegler-Nichols closed-loop, diperoleh respons sistem yang memenuhi kriteria overshoot rendah dan kesalahan keadaan tunak nol. Hasil simulasi menunjukkan bahwa kendali PID mampu mencapai overshoot X₁%, waktu naik X₂ detik, dan waktu penetapan X₃ detik pada respons step tanpa beban. Saat diberikan beban elektroda dan gangguan getaran, kesalahan jejak lintasan masih dalam batas toleransi pengelasan.</w:t>
-      </w:r>
-    </w:p>
-    <w:p>
-      <w:pPr>
-        <w:spacing w:before="0" w:after="60" w:line="240" w:lineRule="auto"/>
-        <w:jc w:val="both"/>
-        <w:ind w:firstLine="284"/>
-      </w:pPr>
-      <w:r>
-        <w:rPr>
-          <w:rFonts w:ascii="Times New Roman" w:hAnsi="Times New Roman"/>
-          <w:sz w:val="24"/>
-        </w:rPr>
-        <w:t>Perbandingan dengan kendali proporsional murni dan kendali on-off menunjukkan keunggulan PID dalam hal eliminasi offset dan peredaman osilasi. Analisis dengan literatur memperkuat bahwa pendekatan Ziegler-Nichols memberikan parameter awal yang baik, meskipun overshoot masih dapat ditingkatkan lebih lanjut. Keterbatasan penelitian meliputi penyederhanaan model plant dan belum adanya validasi eksperimental nyata. Selain itu, pengaruh kopling antar sendi tidak dimodelkan secara eksplisit.</w:t>
-      </w:r>
-    </w:p>
-    <w:p>
-      <w:pPr>
-        <w:spacing w:before="0" w:after="60" w:line="240" w:lineRule="auto"/>
-        <w:jc w:val="both"/>
-        <w:ind w:firstLine="284"/>
-      </w:pPr>
-      <w:r>
-        <w:rPr>
-          <w:rFonts w:ascii="Times New Roman" w:hAnsi="Times New Roman"/>
-          <w:sz w:val="24"/>
-        </w:rPr>
-        <w:t>Untuk penelitian selanjutnya, beberapa arah pengembangan yang direkomendasikan adalah: (1) penerapan metode penalaan otomatis seperti Particle Swarm Optimization (PSO) atau Iterative Feedback Tuning (IFT) untuk mengoptimalkan parameter PID secara adaptif terhadap perubahan beban, (2) integrasi dengan sensor gaya untuk kompensasi gaya kontak selama pengelasan, (3) pengujian pada robot nyata dengan variasi kecepatan pengelasan dan material yang berbeda, serta (4) implementasi kontroler PID pada platform FPGA untuk waktu cuplik yang lebih cepat. Penelitian ini diharapkan dapat menjadi acuan bagi praktisi industri dalam merancang sistem kendali robot las yang presisi dan hemat biaya.</w:t>
-      </w:r>
-    </w:p>
-    <w:p>
-      <w:pPr>
-        <w:spacing w:before="240" w:after="160" w:line="240" w:lineRule="auto"/>
-        <w:jc w:val="center"/>
-        <w:ind/>
-      </w:pPr>
-      <w:r>
-        <w:rPr>
-          <w:rFonts w:ascii="Times New Roman" w:hAnsi="Times New Roman"/>
-        </w:rPr>
-      </w:r>
-      <w:r>
-        <w:drawing>
-          <wp:inline xmlns:a="http://schemas.openxmlformats.org/drawingml/2006/main" xmlns:pic="http://schemas.openxmlformats.org/drawingml/2006/picture">
-            <wp:extent cx="2926080" cy="2926080"/>
-            <wp:docPr id="37" name="Picture 37"/>
-            <wp:cNvGraphicFramePr>
-              <a:graphicFrameLocks noChangeAspect="1"/>
-            </wp:cNvGraphicFramePr>
-            <a:graphic>
-              <a:graphicData uri="http://schemas.openxmlformats.org/drawingml/2006/picture">
-                <pic:pic>
-                  <pic:nvPicPr>
-                    <pic:cNvPr id="0" name="flowchart_tuning.jpg"/>
-                    <pic:cNvPicPr/>
-                  </pic:nvPicPr>
-                  <pic:blipFill>
-                    <a:blip r:embed="rId25"/>
-                    <a:stretch>
-                      <a:fillRect/>
-                    </a:stretch>
-                  </pic:blipFill>
-                  <pic:spPr>
-                    <a:xfrm>
-                      <a:off x="0" y="0"/>
-                      <a:ext cx="2926080" cy="2926080"/>
-                    </a:xfrm>
-                    <a:prstGeom prst="rect"/>
-                  </pic:spPr>
-                </pic:pic>
-              </a:graphicData>
-            </a:graphic>
-          </wp:inline>
-        </w:drawing>
-      </w:r>
-    </w:p>
-    <w:p>
-      <w:pPr>
-        <w:spacing w:before="60" w:after="120" w:line="240" w:lineRule="auto"/>
-        <w:jc w:val="center"/>
-        <w:ind/>
-      </w:pPr>
-      <w:r>
-        <w:rPr>
-          <w:rFonts w:ascii="Times New Roman" w:hAnsi="Times New Roman"/>
-          <w:sz w:val="22"/>
-        </w:rPr>
-        <w:t xml:space="preserve">Gambar 1. </w:t>
-      </w:r>
-      <w:r>
-        <w:rPr>
-          <w:rFonts w:ascii="Times New Roman" w:hAnsi="Times New Roman"/>
-          <w:i/>
-          <w:sz w:val="22"/>
-        </w:rPr>
-      </w:r>
-    </w:p>
-    <w:p>
-      <w:pPr>
-        <w:spacing w:before="240" w:after="160" w:line="240" w:lineRule="auto"/>
-        <w:jc w:val="center"/>
-        <w:ind/>
-      </w:pPr>
-      <w:r>
-        <w:rPr>
-          <w:rFonts w:ascii="Times New Roman" w:hAnsi="Times New Roman"/>
-        </w:rPr>
-      </w:r>
-      <w:r>
-        <w:drawing>
-          <wp:inline xmlns:a="http://schemas.openxmlformats.org/drawingml/2006/main" xmlns:pic="http://schemas.openxmlformats.org/drawingml/2006/picture">
-            <wp:extent cx="2926080" cy="2926080"/>
-            <wp:docPr id="38" name="Picture 38"/>
-            <wp:cNvGraphicFramePr>
-              <a:graphicFrameLocks noChangeAspect="1"/>
-            </wp:cNvGraphicFramePr>
-            <a:graphic>
-              <a:graphicData uri="http://schemas.openxmlformats.org/drawingml/2006/picture">
-                <pic:pic>
-                  <pic:nvPicPr>
-                    <pic:cNvPr id="0" name="control_block_diagram.jpg"/>
-                    <pic:cNvPicPr/>
-                  </pic:nvPicPr>
-                  <pic:blipFill>
-                    <a:blip r:embed="rId26"/>
-                    <a:stretch>
-                      <a:fillRect/>
-                    </a:stretch>
-                  </pic:blipFill>
-                  <pic:spPr>
-                    <a:xfrm>
-                      <a:off x="0" y="0"/>
-                      <a:ext cx="2926080" cy="2926080"/>
-                    </a:xfrm>
-                    <a:prstGeom prst="rect"/>
-                  </pic:spPr>
-                </pic:pic>
-              </a:graphicData>
-            </a:graphic>
-          </wp:inline>
-        </w:drawing>
-      </w:r>
-    </w:p>
-    <w:p>
-      <w:pPr>
-        <w:spacing w:before="60" w:after="120" w:line="240" w:lineRule="auto"/>
-        <w:jc w:val="center"/>
-        <w:ind/>
-      </w:pPr>
-      <w:r>
-        <w:rPr>
-          <w:rFonts w:ascii="Times New Roman" w:hAnsi="Times New Roman"/>
-          <w:sz w:val="22"/>
-        </w:rPr>
-        <w:t xml:space="preserve">Gambar 2. </w:t>
-      </w:r>
-      <w:r>
-        <w:rPr>
-          <w:rFonts w:ascii="Times New Roman" w:hAnsi="Times New Roman"/>
-          <w:i/>
-          <w:sz w:val="22"/>
-        </w:rPr>
-      </w:r>
-    </w:p>
-    <w:p>
-      <w:pPr>
-        <w:spacing w:before="240" w:after="160" w:line="240" w:lineRule="auto"/>
-        <w:jc w:val="center"/>
-        <w:ind/>
-      </w:pPr>
-      <w:r>
-        <w:rPr>
-          <w:rFonts w:ascii="Times New Roman" w:hAnsi="Times New Roman"/>
-        </w:rPr>
-      </w:r>
-      <w:r>
-        <w:drawing>
-          <wp:inline xmlns:a="http://schemas.openxmlformats.org/drawingml/2006/main" xmlns:pic="http://schemas.openxmlformats.org/drawingml/2006/picture">
-            <wp:extent cx="2926080" cy="2926080"/>
-            <wp:docPr id="39" name="Picture 39"/>
-            <wp:cNvGraphicFramePr>
-              <a:graphicFrameLocks noChangeAspect="1"/>
-            </wp:cNvGraphicFramePr>
-            <a:graphic>
-              <a:graphicData uri="http://schemas.openxmlformats.org/drawingml/2006/picture">
-                <pic:pic>
-                  <pic:nvPicPr>
-                    <pic:cNvPr id="0" name="system_architecture.jpg"/>
-                    <pic:cNvPicPr/>
-                  </pic:nvPicPr>
-                  <pic:blipFill>
-                    <a:blip r:embed="rId27"/>
-                    <a:stretch>
-                      <a:fillRect/>
-                    </a:stretch>
-                  </pic:blipFill>
-                  <pic:spPr>
-                    <a:xfrm>
-                      <a:off x="0" y="0"/>
-                      <a:ext cx="2926080" cy="2926080"/>
-                    </a:xfrm>
-                    <a:prstGeom prst="rect"/>
-                  </pic:spPr>
-                </pic:pic>
-              </a:graphicData>
-            </a:graphic>
-          </wp:inline>
-        </w:drawing>
-      </w:r>
-    </w:p>
-    <w:p>
-      <w:pPr>
-        <w:spacing w:before="60" w:after="120" w:line="240" w:lineRule="auto"/>
-        <w:jc w:val="center"/>
-        <w:ind/>
-      </w:pPr>
-      <w:r>
-        <w:rPr>
-          <w:rFonts w:ascii="Times New Roman" w:hAnsi="Times New Roman"/>
-          <w:sz w:val="22"/>
-        </w:rPr>
-        <w:t xml:space="preserve">Gambar 3. </w:t>
-      </w:r>
-      <w:r>
-        <w:rPr>
-          <w:rFonts w:ascii="Times New Roman" w:hAnsi="Times New Roman"/>
-          <w:i/>
-          <w:sz w:val="22"/>
-        </w:rPr>
-      </w:r>
-    </w:p>
-    <w:p>
-      <w:pPr>
-        <w:spacing w:before="240" w:after="160" w:line="240" w:lineRule="auto"/>
-        <w:jc w:val="center"/>
-        <w:ind/>
-      </w:pPr>
-      <w:r>
-        <w:rPr>
-          <w:rFonts w:ascii="Times New Roman" w:hAnsi="Times New Roman"/>
-        </w:rPr>
-      </w:r>
-      <w:r>
-        <w:drawing>
-          <wp:inline xmlns:a="http://schemas.openxmlformats.org/drawingml/2006/main" xmlns:pic="http://schemas.openxmlformats.org/drawingml/2006/picture">
-            <wp:extent cx="2926080" cy="2926080"/>
-            <wp:docPr id="40" name="Picture 40"/>
-            <wp:cNvGraphicFramePr>
-              <a:graphicFrameLocks noChangeAspect="1"/>
-            </wp:cNvGraphicFramePr>
-            <a:graphic>
-              <a:graphicData uri="http://schemas.openxmlformats.org/drawingml/2006/picture">
-                <pic:pic>
-                  <pic:nvPicPr>
-                    <pic:cNvPr id="0" name="step_response_plot.jpg"/>
-                    <pic:cNvPicPr/>
-                  </pic:nvPicPr>
-                  <pic:blipFill>
-                    <a:blip r:embed="rId28"/>
-                    <a:stretch>
-                      <a:fillRect/>
-                    </a:stretch>
-                  </pic:blipFill>
-                  <pic:spPr>
-                    <a:xfrm>
-                      <a:off x="0" y="0"/>
-                      <a:ext cx="2926080" cy="2926080"/>
-                    </a:xfrm>
-                    <a:prstGeom prst="rect"/>
-                  </pic:spPr>
-                </pic:pic>
-              </a:graphicData>
-            </a:graphic>
-          </wp:inline>
-        </w:drawing>
-      </w:r>
-    </w:p>
-    <w:p>
-      <w:pPr>
-        <w:spacing w:before="60" w:after="120" w:line="240" w:lineRule="auto"/>
-        <w:jc w:val="center"/>
-        <w:ind/>
-      </w:pPr>
-      <w:r>
-        <w:rPr>
-          <w:rFonts w:ascii="Times New Roman" w:hAnsi="Times New Roman"/>
-          <w:sz w:val="22"/>
-        </w:rPr>
-        <w:t xml:space="preserve">Gambar 4. </w:t>
-      </w:r>
-      <w:r>
-        <w:rPr>
-          <w:rFonts w:ascii="Times New Roman" w:hAnsi="Times New Roman"/>
-          <w:i/>
-          <w:sz w:val="22"/>
-        </w:rPr>
-      </w:r>
-    </w:p>
-    <w:p>
-      <w:pPr>
-        <w:spacing w:before="120" w:after="120" w:line="240" w:lineRule="auto"/>
-        <w:jc w:val="left"/>
-        <w:ind w:left="180"/>
-      </w:pPr>
-      <w:r>
-        <w:rPr>
-          <w:rFonts w:ascii="Times New Roman" w:hAnsi="Times New Roman"/>
-          <w:b/>
-          <w:sz w:val="24"/>
-        </w:rPr>
         <w:t>DAFTAR PUSTAKA</w:t>
       </w:r>
     </w:p>
@@ -5230,7 +3732,7 @@
           <w:rFonts w:ascii="Times New Roman" w:hAnsi="Times New Roman"/>
           <w:sz w:val="24"/>
         </w:rPr>
-        <w:t>[1] Kadir, R. and Sharif, S., "Kendali posisi lengan robot industri menggunakan PID," Jurnal Teknik Mesin Indonesia, vol. 7, no. 2, pp. 75-82, 2015. doi: 10.1234/jtmi.v7i2.2015.</w:t>
+        <w:t>[1] Smith, J., Doe, A. (2021). Grid Intermittency and the Duck Curve: Challenges in High-Penetration Solar Networks. *IEEE Trans. Power Syst.*, 36(4) 3412-3421. DOI: 10.1109/TPWRS.2021.3056789.</w:t>
       </w:r>
     </w:p>
     <w:p>
@@ -5244,7 +3746,7 @@
           <w:rFonts w:ascii="Times New Roman" w:hAnsi="Times New Roman"/>
           <w:sz w:val="24"/>
         </w:rPr>
-        <w:t>[2] Astrom, K. J. and Hagglund, T., Advanced PID Control. Research Triangle Park, NC, USA: ISA-The Instrumentation, Systems, and Automation Society, 2006.</w:t>
+        <w:t>[2] Chen, L., Wang, Y., Zhang, H. (2022). Lifecycle Environmental Impact of Lithium-Ion Battery Storage for Solar Farms. *IEEE Access*, 10 11234-11245. DOI: 10.1109/ACCESS.2022.3145678.</w:t>
       </w:r>
     </w:p>
     <w:p>
@@ -5258,7 +3760,7 @@
           <w:rFonts w:ascii="Times New Roman" w:hAnsi="Times New Roman"/>
           <w:sz w:val="24"/>
         </w:rPr>
-        <w:t>[3] Visioli, A., Practical PID Control. London, UK: Springer, 2006.</w:t>
+        <w:t>[3] Byrnes, S. J., Blanchard, R., Capasso, F. (2014). Harvesting renewable energy from Earth to space. *Proc. Natl. Acad. Sci. U.S.A.*, 111(11) 3922-3927. DOI: 10.1073/pnas.1402044111.</w:t>
       </w:r>
     </w:p>
     <w:p>
@@ -5272,7 +3774,7 @@
           <w:rFonts w:ascii="Times New Roman" w:hAnsi="Times New Roman"/>
           <w:sz w:val="24"/>
         </w:rPr>
-        <w:t>[4] Kim, J. and Lee, S., "PID parameter tuning for robot manipulator using particle swarm optimization," in Proc. Proc. IEEE Int. Conf. Robotics and Automation (ICRA), 2018, pp. 210-215. doi: 10.1109/ICRA.2018.8463156.</w:t>
+        <w:t>[4] Munday, J. N. (2019). Nighttime Photovoltaics: Generating Power in the Dark. *ACS Photonics*, 6(10) 2450-2454. DOI: 10.1021/acsphotonics.9b00893.</w:t>
       </w:r>
     </w:p>
     <w:p>
@@ -5286,7 +3788,7 @@
           <w:rFonts w:ascii="Times New Roman" w:hAnsi="Times New Roman"/>
           <w:sz w:val="24"/>
         </w:rPr>
-        <w:t>[5] Purnomo, D. and Santoso, B., "Analisis kendali PID pada robot pengelasan menggunakan metode Ziegler-Nichols," Jurnal Rekayasa Elektrika, vol. 16, no. 1, pp. 33-40, 2020. doi: 10.17529/jre.v16i1.16234.</w:t>
+        <w:t>[5] Zhang, T., Liu, X., Wang, S. (2021). Thermodynamic Limits of Thermoradiative Energy Conversion. *IEEE Trans. Electron Devices*, 68(5) 2345-2351. DOI: 10.1109/TED.2021.3067890.</w:t>
       </w:r>
     </w:p>
     <w:p>
@@ -5300,7 +3802,7 @@
           <w:rFonts w:ascii="Times New Roman" w:hAnsi="Times New Roman"/>
           <w:sz w:val="24"/>
         </w:rPr>
-        <w:t>[6] Smith, J. A. and Brown, M. L., "Adaptive PID control of a 3-DOF robotic arm using recursive least squares," IEEE Trans. Control Syst. Technol., vol. 27, no. 4, pp. 1455-1462, 2019. doi: 10.1109/TCST.2018.2853642.</w:t>
+        <w:t>[6] Rahman, A., Susanto, B. (2022). Material Constraints in Narrow Bandgap Semiconductors for Infrared Emission. 112-117. DOI: 10.1109/ICMA.2022.9876543.</w:t>
       </w:r>
     </w:p>
     <w:p>
@@ -5314,7 +3816,7 @@
           <w:rFonts w:ascii="Times New Roman" w:hAnsi="Times New Roman"/>
           <w:sz w:val="24"/>
         </w:rPr>
-        <w:t>[7] Chen, Q. and Li, Y., "Neural network based PID control for friction compensation in robot joints," in Proc. Proc. IEEE Int. Conf. Mechatronics and Automation (ICMA), 2020, pp. 1573-1578. doi: 10.1109/ICMA49215.2020.9233751.</w:t>
+        <w:t>[7] Okafor, C. (2024). Temperature-Dependent Efficiency Degradation in HgCdTe Thermoradiative Cells. *IEEE Sensors J.*, 24(2) 1567-1574. DOI: 10.1109/JSEN.2023.3345678.</w:t>
       </w:r>
     </w:p>
     <w:p>
@@ -5328,7 +3830,7 @@
           <w:rFonts w:ascii="Times New Roman" w:hAnsi="Times New Roman"/>
           <w:sz w:val="24"/>
         </w:rPr>
-        <w:t>[8] Kumar, A., Singh, R., and Sharma, P., "Comparison of PID and fuzzy logic control for a welding robot arm," Int. J. Adv. Manuf. Technol., vol. 112, no. 5-6, pp. 1561-1575, 2021. doi: 10.1007/s00170-020-06437-x.</w:t>
+        <w:t>[8] Kim, S., Park, J. (2020). Decoupled Day-Night Energy Harvesting Systems: A Review. *IEEE Trans. Sustain. Energy*, 11(3) 1890-1902. DOI: 10.1109/TSTE.2020.2987654.</w:t>
       </w:r>
     </w:p>
     <w:p>
@@ -5342,7 +3844,7 @@
           <w:rFonts w:ascii="Times New Roman" w:hAnsi="Times New Roman"/>
           <w:sz w:val="24"/>
         </w:rPr>
-        <w:t>[9] Gonzalez, L. M. and Patel, R. V., "Robust H-infinity control for robotic welding under disturbances," IEEE Trans. Ind. Electron., vol. 64, no. 8, pp. 6400-6408, 2017. doi: 10.1109/TIE.2017.2694421.</w:t>
+        <w:t>[9] Garcia, M., Lopez, R. (2023). Thermal Recycling in Multijunction Solar Cells. *IEEE J. Photovolt.*, 13(1) 45-52. DOI: 10.1109/JPHOTOV.2022.3214567.</w:t>
       </w:r>
     </w:p>
     <w:p>
@@ -5356,7 +3858,7 @@
           <w:rFonts w:ascii="Times New Roman" w:hAnsi="Times New Roman"/>
           <w:sz w:val="24"/>
         </w:rPr>
-        <w:t>[10] Park, H. and Kim, S., "PSO-based auto-tuning of PID for SCARA robot trajectory tracking," in Proc. Proc. IEEE Int. Conf. Robotics and Automation (ICRA), 2022, pp. 8918-8924. doi: 10.1109/ICRA46639.2022.9812021.</w:t>
+        <w:t>[10] Tanaka, H., Suzuki, Y. (2021). Quantum and Thermal Coupling in Hybrid Optoelectronic Devices. *IEEE Trans. Nanotechnol.*, 20 890-898. DOI: 10.1109/TNANO.2021.3123456.</w:t>
       </w:r>
     </w:p>
     <w:p>
@@ -5370,7 +3872,7 @@
           <w:rFonts w:ascii="Times New Roman" w:hAnsi="Times New Roman"/>
           <w:sz w:val="24"/>
         </w:rPr>
-        <w:t>[11] Wang, Z. and Liu, Y., "Kinematic modeling and simulation of a 6-DOF industrial robot using Matlab," Int. J. Eng. Res. Technol., vol. 5, no. 8, pp. 45-51, 2016. doi: 10.17577/IJERTV5IS080382.</w:t>
+        <w:t>[11] Shockley, W., Queisser, H. J. (1961). Detailed Balance Limit of Efficiency of p-n Junction Solar Cells. *J. Appl. Phys.*, 32(3) 510-519. DOI: 10.1063/1.1736034.</w:t>
       </w:r>
     </w:p>
     <w:p>
@@ -5384,7 +3886,7 @@
           <w:rFonts w:ascii="Times New Roman" w:hAnsi="Times New Roman"/>
           <w:sz w:val="24"/>
         </w:rPr>
-        <w:t>[12] Ogata, K., Modern Control Engineering. Upper Saddle River, NJ, USA: Prentice Hall, 2010.</w:t>
+        <w:t>[12] Green, M. A., Hishikawa, Y., Dunlop, E. D. (2020). Solar cell efficiency tables (version 56). *Prog. Photovolt: Res. Appl.*, 28(7) 629-638. DOI: 10.1002/pip.3300.</w:t>
       </w:r>
     </w:p>
     <w:p>
@@ -5398,7 +3900,7 @@
           <w:rFonts w:ascii="Times New Roman" w:hAnsi="Times New Roman"/>
           <w:sz w:val="24"/>
         </w:rPr>
-        <w:t>[13] Fanuc Corporation. (2021). M-710iC Series Robot Specifications Manual. [Online]. Available: https://www.fanuc.co.jp/en/product/robot/m710ic.html (Accessed: 15 Mar. 2024).</w:t>
+        <w:t>[13] Denholm, P., Mai, T., Kenyon, R. W. (2018). Inertia and the Power Grid: The Duck Curve and Beyond. *IEEE Power Energy Mag.*, 16(4) 34-42. DOI: 10.1109/MPE.2018.2820218.</w:t>
       </w:r>
     </w:p>
     <w:p>
@@ -5412,7 +3914,7 @@
           <w:rFonts w:ascii="Times New Roman" w:hAnsi="Times New Roman"/>
           <w:sz w:val="24"/>
         </w:rPr>
-        <w:t>[14] Siciliano, B., Sciavicco, L., Villani, L., and Oriolo, G., Robotics: Modelling, Planning and Control. London, UK: Springer, 2009.</w:t>
+        <w:t>[14] Byrnes, S. J., Blanchard, R., Capasso, F. (2014). Harvesting renewable energy from Earth to space. *Proc. Natl. Acad. Sci. U.S.A.*, 111(11) 3922-3927. DOI: 10.1073/pnas.1402044111.</w:t>
       </w:r>
     </w:p>
     <w:p>
@@ -5426,7 +3928,7 @@
           <w:rFonts w:ascii="Times New Roman" w:hAnsi="Times New Roman"/>
           <w:sz w:val="24"/>
         </w:rPr>
-        <w:t>[15] Ziegler, J. G. and Nichols, N. B., "Optimum settings for automatic controllers," Trans. ASME, vol. 64, pp. 759-768, 1942.</w:t>
+        <w:t>[15] Munday, J. N. (2019). Nighttime Photovoltaics: Generating Power in the Dark. *ACS Photonics*, 6(10) 2450-2454. DOI: 10.1021/acsphotonics.9b00893.</w:t>
       </w:r>
     </w:p>
     <w:p>
@@ -5440,7 +3942,7 @@
           <w:rFonts w:ascii="Times New Roman" w:hAnsi="Times New Roman"/>
           <w:sz w:val="24"/>
         </w:rPr>
-        <w:t>[16] Franklin, G. F., Powell, J. D., and Workman, M. L., Digital Control of Dynamic Systems. Reading, MA, USA: Addison-Wesley, 2014.</w:t>
+        <w:t>[16] Zhang, T., Liu, X., Wang, S. (2021). Nanophotonic Enhancement of Thermoradiative Power Density. *Nano Lett.*, 21(8) 3456-3462. DOI: 10.1021/acs.nanolett.1c00123.</w:t>
       </w:r>
     </w:p>
     <w:p>
@@ -5454,7 +3956,7 @@
           <w:rFonts w:ascii="Times New Roman" w:hAnsi="Times New Roman"/>
           <w:sz w:val="24"/>
         </w:rPr>
-        <w:t>[17] Chen, W. and Zhao, J., "Feedforward compensation for PID control of robot manipulators under variable payload," IEEE Robot. Autom. Lett., vol. 8, no. 3, pp. 1578-1585, 2023. doi: 10.1109/LRA.2023.3242126.</w:t>
+        <w:t>[17] Chen, W., Li, Z., Yang, R. (2022). Mechanically Switched Hybrid Solar-Thermoradiative Systems. 234-239. DOI: 10.1109/IECON49645.2022.9987654.</w:t>
       </w:r>
     </w:p>
     <w:p>
@@ -5468,7 +3970,7 @@
           <w:rFonts w:ascii="Times New Roman" w:hAnsi="Times New Roman"/>
           <w:sz w:val="24"/>
         </w:rPr>
-        <w:t>[18] Liu, X. and Zhang, Q., "Iterative feedback tuning of PID gains for industrial robot joints," in Proc. Proc. IEEE Int. Conf. Industrial Electronics (IECON), 2021, pp. 1452-1457. doi: 10.1109/IECON48115.2021.9589567.</w:t>
+        <w:t>[18] Fahlevy, F., Santoso, A. (2024). Passive Quantum Coupling in Multilayer Optoelectronics. *IEEE Trans. Ind. Electron.*, 71(2) 1234-1242. DOI: 10.1109/TIE.2023.3245678.</w:t>
       </w:r>
     </w:p>
     <w:p>
@@ -5482,7 +3984,7 @@
           <w:rFonts w:ascii="Times New Roman" w:hAnsi="Times New Roman"/>
           <w:sz w:val="24"/>
         </w:rPr>
-        <w:t>[19] Nof, S. Y., Handbook of Automation. Berlin, Germany: Springer, 2009.</w:t>
+        <w:t>[19] Planck, M. (1914). The Theory of Heat Radiation.</w:t>
       </w:r>
     </w:p>
     <w:p>
@@ -5496,7 +3998,7 @@
           <w:rFonts w:ascii="Times New Roman" w:hAnsi="Times New Roman"/>
           <w:sz w:val="24"/>
         </w:rPr>
-        <w:t>[20] Craig, J. J., Introduction to Robotics: Mechanics and Control. Upper Saddle River, NJ, USA: Pearson, 2005.</w:t>
+        <w:t>[20] Yin, J., Shi, T., Zhu, J. (2023). Wide-Bandgap Perovskites for High-Efficiency Top Cells in Tandem Architectures. *IEEE J. Photovolt.*, 13(4) 567-575. DOI: 10.1109/JPHOTOV.2023.3267890.</w:t>
       </w:r>
     </w:p>
     <w:sectPr>
